--- a/산출물/01_기획/4팀_프로젝트_기획서.docx
+++ b/산출물/01_기획/4팀_프로젝트_기획서.docx
@@ -601,7 +601,7 @@
                 <w:szCs w:val="24"/>
                 <w:rtl w:val="0"/>
               </w:rPr>
-              <w:t xml:space="preserve">최초 제출 2026. 10. 8. / 개정 2026. 10. 14.</w:t>
+              <w:t xml:space="preserve">최초 제출 2026. 10. 8. / 개정 2026. 10. 15.</w:t>
             </w:r>
           </w:p>
         </w:tc>
@@ -681,7 +681,7 @@
                 <w:szCs w:val="24"/>
                 <w:rtl w:val="0"/>
               </w:rPr>
-              <w:t xml:space="preserve">https://github.com/SKNETWORKS-FAMILY-AICAMP/SKN33-FINAL-4Team</w:t>
+              <w:t xml:space="preserve">https://github.com/20260528-skn-family-ai-33/SKN33-Final-4Team</w:t>
             </w:r>
           </w:p>
         </w:tc>
@@ -1631,7 +1631,7 @@
           <w:szCs w:val="20"/>
           <w:rtl w:val="0"/>
         </w:rPr>
-        <w:t xml:space="preserve">)를 함께 판단해 주는 AI 금융 코치 서비스다. 월세·카드대금처럼 꼭 나갈 돈과 최소생활비를 먼저 확보한 뒤, 남은 돈을 저축·머니 쿠션(돌발 지출 대비 예비비)·추가 소비 여유로 나누어 보여준다. 규칙 라우터가 상황에 맞는 4개의 AI 에이전트(거래 분류·예산 설계·예산 조정·큰 지출 상담)를 연결해 분류·예산 초안·조정안을 제안한다. 금액은 계산 엔진이 검수하며, 예산 변경은 사용자가 승인한 경우에만 적용한다.</w:t>
+        <w:t xml:space="preserve">)를 함께 판단해 주는 AI 금융 코치 서비스다. 월세·카드대금처럼 꼭 나갈 돈을 먼저 확보한 뒤, 남은 돈을 저축·머니 쿠션·카테고리별 생활비 예산·여윳돈으로 나누어 보여준다. 규칙 라우터가 상황에 맞는 4개의 AI 에이전트(거래 분류·예산 설계·예산 조정·큰 지출 상담)를 연결해 분류·예산 초안·조정안을 제안한다. 금액은 계산 엔진이 검수하며, 예산 변경은 사용자가 승인한 경우에만 적용한다.</w:t>
       </w:r>
     </w:p>
     <w:p>
@@ -2178,7 +2178,7 @@
                 <w:szCs w:val="18"/>
                 <w:rtl w:val="0"/>
               </w:rPr>
-              <w:t xml:space="preserve">[1차(MVP)] 카테고리별 추천 예산 → 거래 자동 분류 → 써도 되는 돈 → 챗봇 소비 분석 · 예산 조정 → [2차] 돌발·초과 감지 → 알림 → 예산 조정 → [3차] 큰 지출 상담(복지 · 대출 비교)</w:t>
+              <w:t xml:space="preserve">[1차(MVP)] 카테고리별 추천 예산 → 거래 자동 분류 → 더 써도 되는 돈 → 챗봇 소비 분석 · 예산 조정 → [2차] 돌발·초과 감지 → 알림 → 예산 조정 → [3차] 큰 지출 상담(복지 · 대출 비교)</w:t>
             </w:r>
           </w:p>
         </w:tc>
@@ -2531,7 +2531,7 @@
                 <w:szCs w:val="18"/>
                 <w:rtl w:val="0"/>
               </w:rPr>
-              <w:t xml:space="preserve">다음 급여일까지 남은 확정 지출 · 최소생활비 · 저축 · 쿠션을 지키고도 추가로 쓸 수 있는 금액(화면 표기: 더 써도 되는 돈). 부족하면 0원으로 숨기지 않고 부족액으로 표시</w:t>
+              <w:t xml:space="preserve">다음 급여일까지 남은 생활비와 여윳돈을 합한, 추가로 쓸 수 있는 금액(화면 표기: 더 써도 되는 돈). 부족하면 0원으로 숨기지 않고 부족액으로 표시</w:t>
             </w:r>
           </w:p>
         </w:tc>
@@ -2771,7 +2771,7 @@
                 <w:szCs w:val="18"/>
                 <w:rtl w:val="0"/>
               </w:rPr>
-              <w:t xml:space="preserve">어느 예산에도 배정되지 않은 여유분</w:t>
+              <w:t xml:space="preserve">아직 어느 예산에도 배정되지 않은 돈</w:t>
             </w:r>
           </w:p>
         </w:tc>
@@ -2808,7 +2808,7 @@
                 <w:szCs w:val="18"/>
                 <w:rtl w:val="0"/>
               </w:rPr>
-              <w:t xml:space="preserve">자물쇠</w:t>
+              <w:t xml:space="preserve">보호 조건</w:t>
             </w:r>
           </w:p>
         </w:tc>
@@ -2843,7 +2843,7 @@
                 <w:szCs w:val="18"/>
                 <w:rtl w:val="0"/>
               </w:rPr>
-              <w:t xml:space="preserve">주거/통신 · 교통 외 카테고리의 자물쇠 설정을 한 주기에 3회 이상 바꿀 시 알림 문구 표시</w:t>
+              <w:t xml:space="preserve">저축 · 쿠션 하한(지킬 돈)처럼 어떤 조정안에서도 깨지지 않아야 하는 조건</w:t>
             </w:r>
           </w:p>
         </w:tc>
@@ -2880,7 +2880,7 @@
                 <w:szCs w:val="18"/>
                 <w:rtl w:val="0"/>
               </w:rPr>
-              <w:t xml:space="preserve">보호 조건</w:t>
+              <w:t xml:space="preserve">자물쇠</w:t>
             </w:r>
           </w:p>
         </w:tc>
@@ -2915,79 +2915,7 @@
                 <w:szCs w:val="18"/>
                 <w:rtl w:val="0"/>
               </w:rPr>
-              <w:t xml:space="preserve">최소 생활비 · 저축 · 쿠션 하한(지킬 돈)처럼 어떤 조정안에서도 깨지지 않아야 하는 조건</w:t>
-            </w:r>
-          </w:p>
-        </w:tc>
-      </w:tr>
-      <w:tr>
-        <w:trPr>
-          <w:cantSplit w:val="1"/>
-          <w:tblHeader w:val="0"/>
-        </w:trPr>
-        <w:tc>
-          <w:tcPr>
-            <w:tcBorders>
-              <w:top w:color="0b57d0" w:space="0" w:sz="4" w:val="single"/>
-              <w:left w:color="000000" w:space="0" w:sz="0" w:val="nil"/>
-              <w:bottom w:color="0b57d0" w:space="0" w:sz="4" w:val="single"/>
-              <w:right w:color="0b57d0" w:space="0" w:sz="4" w:val="single"/>
-            </w:tcBorders>
-            <w:vAlign w:val="center"/>
-          </w:tcPr>
-          <w:p>
-            <w:pPr>
-              <w:widowControl w:val="0"/>
-              <w:spacing w:after="60" w:line="264" w:lineRule="auto"/>
-              <w:rPr>
-                <w:rFonts w:ascii="Malgun Gothic" w:cs="Malgun Gothic" w:eastAsia="Malgun Gothic" w:hAnsi="Malgun Gothic"/>
-                <w:sz w:val="18"/>
-                <w:szCs w:val="18"/>
-              </w:rPr>
-            </w:pPr>
-            <w:r>
-              <w:rPr>
-                <w:rFonts w:ascii="Malgun Gothic" w:cs="Malgun Gothic" w:eastAsia="Malgun Gothic" w:hAnsi="Malgun Gothic"/>
-                <w:sz w:val="18"/>
-                <w:szCs w:val="18"/>
-                <w:rtl w:val="0"/>
-              </w:rPr>
-              <w:t xml:space="preserve">자물쇠</w:t>
-            </w:r>
-          </w:p>
-        </w:tc>
-        <w:tc>
-          <w:tcPr>
-            <w:tcBorders>
-              <w:top w:color="0b57d0" w:space="0" w:sz="4" w:val="single"/>
-              <w:left w:color="0b57d0" w:space="0" w:sz="4" w:val="single"/>
-              <w:bottom w:color="0b57d0" w:space="0" w:sz="4" w:val="single"/>
-              <w:right w:color="000000" w:space="0" w:sz="0" w:val="nil"/>
-            </w:tcBorders>
-            <w:vAlign w:val="center"/>
-          </w:tcPr>
-          <w:p>
-            <w:pPr>
-              <w:widowControl w:val="0"/>
-              <w:spacing w:after="60" w:line="264" w:lineRule="auto"/>
-              <w:rPr>
-                <w:rFonts w:ascii="Malgun Gothic" w:cs="Malgun Gothic" w:eastAsia="Malgun Gothic" w:hAnsi="Malgun Gothic"/>
-                <w:b w:val="0"/>
-                <w:bCs w:val="0"/>
-                <w:sz w:val="18"/>
-                <w:szCs w:val="18"/>
-              </w:rPr>
-            </w:pPr>
-            <w:r>
-              <w:rPr>
-                <w:rFonts w:ascii="Malgun Gothic" w:cs="Malgun Gothic" w:eastAsia="Malgun Gothic" w:hAnsi="Malgun Gothic"/>
-                <w:b w:val="0"/>
-                <w:bCs w:val="0"/>
-                <w:sz w:val="18"/>
-                <w:szCs w:val="18"/>
-                <w:rtl w:val="0"/>
-              </w:rPr>
-              <w:t xml:space="preserve">사용자가 고정한 카테고리. 예산 조정 에이전트는 자물쇠 카테고리의 금액을 바꾸지 않음</w:t>
+              <w:t xml:space="preserve">사용자가 고정한 카테고리. 예산 조정 에이전트는 자물쇠 카테고리의 금액을 바꾸지 않음. 주거/통신 · 교통 외 카테고리의 자물쇠 설정을 한 주기에 3회 이상 바꾸면 알림 문구 표시</w:t>
             </w:r>
           </w:p>
         </w:tc>
@@ -4132,7 +4060,7 @@
                 <w:szCs w:val="18"/>
                 <w:rtl w:val="0"/>
               </w:rPr>
-              <w:t xml:space="preserve">카드대금 · 고정지출을 뺀 더 써도 되는 돈(안전 소비액)과 하루 생활비를 홈에 표시</w:t>
+              <w:t xml:space="preserve">고정지출 · 저축 · 쿠션을 뺀 더 써도 되는 돈(안전 소비액)과 하루 생활비를 홈에 표시</w:t>
             </w:r>
           </w:p>
         </w:tc>
@@ -4487,7 +4415,7 @@
                 <w:szCs w:val="18"/>
                 <w:rtl w:val="0"/>
               </w:rPr>
-              <w:t xml:space="preserve">카테고리 초과 감지 → 예산 조정(초과 모드) → 엔진 검수 → 승인</w:t>
+              <w:t xml:space="preserve">카테고리 초과 감지 → 예산 조정(초과 모드) → 엔진 검수 → 승인 (2차)</w:t>
             </w:r>
           </w:p>
         </w:tc>
@@ -5352,7 +5280,7 @@
                 <w:szCs w:val="18"/>
                 <w:rtl w:val="0"/>
               </w:rPr>
-              <w:t xml:space="preserve">복잡한 가계부가 아니라, 월급날 한 번의 배분과 매일 확인하는 ‘쓸 수 있는 돈’, 그리고 실수했을 때의 회복 방법</w:t>
+              <w:t xml:space="preserve">복잡한 가계부가 아니라, 월급날 한 번의 배분과 매일 확인하는 ‘쓸 수 있는 돈’, 그리고 계획이 틀어졌을 때 예산을 다시 맞추는 방법</w:t>
             </w:r>
           </w:p>
         </w:tc>
@@ -5633,7 +5561,7 @@
                 <w:szCs w:val="18"/>
                 <w:rtl w:val="0"/>
               </w:rPr>
-              <w:t xml:space="preserve">월 목표 총액을 사용자가 직접 설정</w:t>
+              <w:t xml:space="preserve">공식 안내에 별도 설명 없음</w:t>
             </w:r>
           </w:p>
         </w:tc>
@@ -5898,7 +5826,7 @@
           <w:szCs w:val="17"/>
           <w:rtl w:val="0"/>
         </w:rPr>
-        <w:t xml:space="preserve">※ 비교 범위는 각 서비스의 공식 공개 안내이며 전체 앱 기능 조사가 아니다. 경쟁 서비스에 유사 기능이 없다고 단정하지 않는다. (확인일 2026. 10. 7.)</w:t>
+        <w:t xml:space="preserve">※ 비교 범위는 각 서비스의 공식 공개 안내이며 전체 앱 기능 조사가 아니다. 경쟁 서비스에 유사 기능이 없다고 단정하지 않는다. (확인일 2026. 10. 15.)</w:t>
       </w:r>
     </w:p>
     <w:p>
@@ -6111,7 +6039,7 @@
                 <w:szCs w:val="18"/>
                 <w:rtl w:val="0"/>
               </w:rPr>
-              <w:t xml:space="preserve">연령대 · 성별 · 가구 형태(1인/2인 이상) · 소득 · 우선순위 1~3위 · 예산 방향(생활 안정형/저축 집중형)을 바탕으로 ML이 카테고리별 예산 초안을 추천한다. 데이터가 부족하면 통계 참조값 · 규칙 기반 초안을 사용한다.</w:t>
+              <w:t xml:space="preserve">연령대 · 성별 · 가구 형태(1인/2인 이상) · 소득 · 우선순위 1~3위 · 예산 방향(생활 안정형/저축 집중형)을 바탕으로 ML이 카테고리별 예산 초안을 추천한다. 데이터가 부족하면 통계 참고값 · 규칙 기반 초안을 사용한다.</w:t>
             </w:r>
           </w:p>
         </w:tc>
@@ -6183,7 +6111,7 @@
                 <w:szCs w:val="18"/>
                 <w:rtl w:val="0"/>
               </w:rPr>
-              <w:t xml:space="preserve">이미 쓴 돈은 그대로 두고 남은 생활비 안에서 재배분한다. 예산 조정 에이전트가 자물쇠 · 보호 조건(최소 생활비 · 저축 · 쿠션) · 우선순위를 지키는 조정안을 제안한다.</w:t>
+              <w:t xml:space="preserve">이미 쓴 돈은 그대로 두고 남은 생활비 안에서 재배분한다. 예산 조정 에이전트가 자물쇠 · 보호 조건(저축 · 쿠션) · 우선순위를 지키는 조정안을 제안한다.</w:t>
             </w:r>
           </w:p>
         </w:tc>
@@ -6327,7 +6255,7 @@
                 <w:szCs w:val="18"/>
                 <w:rtl w:val="0"/>
               </w:rPr>
-              <w:t xml:space="preserve">고정지출 · 최소 생활비 · 저축 · 쿠션을 뺀 다음 급여일까지의 여윳돈과 하루 생활비를 먼저 보여준다.</w:t>
+              <w:t xml:space="preserve">고정지출 · 저축 · 쿠션을 뺀 다음 급여일까지의 더 써도 되는 돈과 하루 생활비를 먼저 보여준다.</w:t>
             </w:r>
           </w:p>
         </w:tc>
@@ -6717,7 +6645,7 @@
                 <w:szCs w:val="18"/>
                 <w:rtl w:val="0"/>
               </w:rPr>
-              <w:t xml:space="preserve">기본 예산 · 여윳돈 · 챗봇 소비 분석 · 예산 조정은 무료로 제공하고, 챗봇 상담 횟수 확대 · 상세 소비 분석 · 목표 코칭 (후속 기능)의 유료화를 검토한다.</w:t>
+              <w:t xml:space="preserve">기본 예산 · 더 써도 되는 돈 · 챗봇 소비 분석 · 예산 조정은 무료로 제공하고, 챗봇 상담 횟수 확대 · 상세 소비 분석 · 목표 코칭 (후속 기능)의 유료화를 검토한다.</w:t>
             </w:r>
           </w:p>
         </w:tc>
@@ -7294,7 +7222,7 @@
           <w:szCs w:val="20"/>
           <w:rtl w:val="0"/>
         </w:rPr>
-        <w:t xml:space="preserve"> : 잔액 · 여윳돈 같은 조회는 LLM 없이 DB · 계산 엔진으로 즉시 처리한다. 라우터도 LLM을 쓰지 않고 버튼 선택과 시스템 진입점으로 담당 에이전트 · 모드를 정하며, 판단이 필요한 요청만 작업 큐를 거쳐 AI Worker에서 처리한다.</w:t>
+        <w:t xml:space="preserve"> : 잔액 · 더 써도 되는 돈 같은 조회는 LLM 없이 DB · 계산 엔진으로 즉시 처리한다. 라우터도 LLM을 쓰지 않고 버튼 선택과 시스템 진입점으로 담당 에이전트 · 모드를 정하며, 판단이 필요한 요청만 작업 큐를 거쳐 AI Worker에서 처리한다.</w:t>
       </w:r>
       <w:r>
         <w:rPr>
@@ -7334,7 +7262,7 @@
           <w:szCs w:val="20"/>
           <w:rtl w:val="0"/>
         </w:rPr>
-        <w:t xml:space="preserve">: LLM은 의도 해석 · 우선순위 판단 · 재분배안 작성 · 결과 설명, ML은 거래 분류 · 카테고리 비율 · 또래 기대 소비 예측, 계산 엔진은 기준 금액 · 합계 · 상환액 계산과 조건 검수를 맡는다.</w:t>
+        <w:t xml:space="preserve">: LLM은 의도 해석 · 우선순위 판단 · 재분배안 작성 · 결과 설명, ML은 거래 분류 · 카테고리 비율 · (2차) 또래 기대 소비 예측, 계산 엔진은 기준 금액 · 합계 · (3차) 상환액 계산과 조건 검수를 맡는다.</w:t>
       </w:r>
       <w:r>
         <w:rPr>
@@ -7815,7 +7743,7 @@
                 <w:szCs w:val="17"/>
                 <w:rtl w:val="0"/>
               </w:rPr>
-              <w:t xml:space="preserve">추천 예산 1개 제시 → 자물쇠 설정 → 초안 수정 → 사용자 승인 후 확정</w:t>
+              <w:t xml:space="preserve">추천 예산 1개 제시 → 자물쇠 설정 → 챗봇으로 초안 수정 → 사용자 승인 후 확정</w:t>
             </w:r>
           </w:p>
         </w:tc>
@@ -8140,6 +8068,114 @@
                 <w:rtl w:val="0"/>
               </w:rPr>
               <w:t xml:space="preserve">하단 탭. 첫 화면 자유 입력란 없이 선택지 3개(소비 분석 · 예산 조정 · 큰 지출 상담), 1차에서는 큰 지출 상담만 ‘준비 중’ 비활성. 소비 분석을 내 소비 집계 기반으로 제공. 규칙 라우터가 에이전트 · 모드 연결, 홈 버튼에서도 같은 창, 전환은 버튼 · 메뉴</w:t>
+            </w:r>
+          </w:p>
+        </w:tc>
+        <w:tc>
+          <w:tcPr>
+            <w:tcBorders>
+              <w:top w:color="0b57d0" w:space="0" w:sz="4" w:val="single"/>
+              <w:left w:color="0b57d0" w:space="0" w:sz="4" w:val="single"/>
+              <w:bottom w:color="0b57d0" w:space="0" w:sz="4" w:val="single"/>
+              <w:right w:color="000000" w:space="0" w:sz="0" w:val="nil"/>
+            </w:tcBorders>
+            <w:vAlign w:val="center"/>
+          </w:tcPr>
+          <w:p>
+            <w:pPr>
+              <w:widowControl w:val="0"/>
+              <w:spacing w:after="60" w:line="264" w:lineRule="auto"/>
+              <w:jc w:val="center"/>
+              <w:rPr>
+                <w:rFonts w:ascii="Malgun Gothic" w:cs="Malgun Gothic" w:eastAsia="Malgun Gothic" w:hAnsi="Malgun Gothic"/>
+                <w:b w:val="0"/>
+                <w:bCs w:val="0"/>
+                <w:sz w:val="17"/>
+                <w:szCs w:val="17"/>
+              </w:rPr>
+            </w:pPr>
+            <w:r>
+              <w:rPr>
+                <w:rFonts w:ascii="Malgun Gothic" w:cs="Malgun Gothic" w:eastAsia="Malgun Gothic" w:hAnsi="Malgun Gothic"/>
+                <w:b w:val="0"/>
+                <w:bCs w:val="0"/>
+                <w:sz w:val="17"/>
+                <w:szCs w:val="17"/>
+                <w:rtl w:val="0"/>
+              </w:rPr>
+              <w:t xml:space="preserve">1차(MVP)</w:t>
+            </w:r>
+          </w:p>
+        </w:tc>
+      </w:tr>
+      <w:tr>
+        <w:trPr>
+          <w:cantSplit w:val="1"/>
+          <w:tblHeader w:val="0"/>
+        </w:trPr>
+        <w:tc>
+          <w:tcPr>
+            <w:tcBorders>
+              <w:top w:color="0b57d0" w:space="0" w:sz="4" w:val="single"/>
+              <w:left w:color="000000" w:space="0" w:sz="0" w:val="nil"/>
+              <w:bottom w:color="0b57d0" w:space="0" w:sz="4" w:val="single"/>
+              <w:right w:color="0b57d0" w:space="0" w:sz="4" w:val="single"/>
+            </w:tcBorders>
+            <w:vAlign w:val="center"/>
+          </w:tcPr>
+          <w:p>
+            <w:pPr>
+              <w:widowControl w:val="0"/>
+              <w:spacing w:after="60" w:line="264" w:lineRule="auto"/>
+              <w:rPr>
+                <w:rFonts w:ascii="Malgun Gothic" w:cs="Malgun Gothic" w:eastAsia="Malgun Gothic" w:hAnsi="Malgun Gothic"/>
+                <w:sz w:val="17"/>
+                <w:szCs w:val="17"/>
+              </w:rPr>
+            </w:pPr>
+            <w:r>
+              <w:rPr>
+                <w:rFonts w:ascii="Malgun Gothic" w:cs="Malgun Gothic" w:eastAsia="Malgun Gothic" w:hAnsi="Malgun Gothic"/>
+                <w:sz w:val="17"/>
+                <w:szCs w:val="17"/>
+                <w:rtl w:val="0"/>
+              </w:rPr>
+              <w:t xml:space="preserve">홈 · 더 써도 되는 돈</w:t>
+            </w:r>
+          </w:p>
+        </w:tc>
+        <w:tc>
+          <w:tcPr>
+            <w:tcBorders>
+              <w:top w:color="0b57d0" w:space="0" w:sz="4" w:val="single"/>
+              <w:left w:color="0b57d0" w:space="0" w:sz="4" w:val="single"/>
+              <w:bottom w:color="0b57d0" w:space="0" w:sz="4" w:val="single"/>
+              <w:right w:color="0b57d0" w:space="0" w:sz="4" w:val="single"/>
+            </w:tcBorders>
+            <w:vAlign w:val="center"/>
+          </w:tcPr>
+          <w:p>
+            <w:pPr>
+              <w:widowControl w:val="0"/>
+              <w:spacing w:after="60" w:line="264" w:lineRule="auto"/>
+              <w:rPr>
+                <w:rFonts w:ascii="Malgun Gothic" w:cs="Malgun Gothic" w:eastAsia="Malgun Gothic" w:hAnsi="Malgun Gothic"/>
+                <w:b w:val="0"/>
+                <w:bCs w:val="0"/>
+                <w:sz w:val="17"/>
+                <w:szCs w:val="17"/>
+              </w:rPr>
+            </w:pPr>
+            <w:r>
+              <w:rPr>
+                <w:rFonts w:ascii="Malgun Gothic" w:cs="Malgun Gothic" w:eastAsia="Malgun Gothic" w:hAnsi="Malgun Gothic"/>
+                <w:b w:val="0"/>
+                <w:bCs w:val="0"/>
+                <w:sz w:val="17"/>
+                <w:szCs w:val="17"/>
+                <w:rtl w:val="0"/>
+              </w:rPr>
+              <w:t xml:space="preserve">남은 생활비와 여윳돈을 합한 금액(안전 소비액)과 하루 생활비, 월급날 D-day를 계산 엔진 결과로 표시. 부족하면 0원으로 숨기지 않고 부족액 표시</w:t>
             </w:r>
           </w:p>
         </w:tc>
@@ -9696,7 +9732,7 @@
                 <w:szCs w:val="18"/>
                 <w:rtl w:val="0"/>
               </w:rPr>
-              <w:t xml:space="preserve">온보딩 · 홈 · 거래 · 예산 조정 · 통합 챗봇 · 소비 분석 · 마이 / Native 앱은 후속</w:t>
+              <w:t xml:space="preserve">온보딩 · 홈 · 거래 · 예산 조정 · 통합 챗봇 · 소비 분석 화면(2차) · 마이 / Native 앱은 후속</w:t>
             </w:r>
           </w:p>
         </w:tc>
@@ -10017,7 +10053,7 @@
                 <w:szCs w:val="18"/>
                 <w:rtl w:val="0"/>
               </w:rPr>
-              <w:t xml:space="preserve">분류 · 비율 · 또래 기대 소비 산출 (2차). 최종 금액은 계산 엔진 검증</w:t>
+              <w:t xml:space="preserve">분류 · 비율 · (2차) 또래 기대 소비 산출. 최종 금액은 계산 엔진 검증</w:t>
             </w:r>
           </w:p>
         </w:tc>
@@ -10089,7 +10125,7 @@
                 <w:szCs w:val="18"/>
                 <w:rtl w:val="0"/>
               </w:rPr>
-              <w:t xml:space="preserve">PostgreSQL (RDS), 벡터 DB, S3</w:t>
+              <w:t xml:space="preserve">PostgreSQL (RDS), S3</w:t>
             </w:r>
           </w:p>
         </w:tc>
@@ -10124,7 +10160,7 @@
                 <w:szCs w:val="18"/>
                 <w:rtl w:val="0"/>
               </w:rPr>
-              <w:t xml:space="preserve">PostgreSQL: 원장·예산·승인·이력 / 벡터 DB: 지식 / S3: 모델·필요 파일</w:t>
+              <w:t xml:space="preserve">PostgreSQL: 원장·예산·승인·이력 / S3: 모델·필요 파일</w:t>
             </w:r>
           </w:p>
         </w:tc>
@@ -10303,7 +10339,7 @@
                 <w:szCs w:val="18"/>
                 <w:rtl w:val="0"/>
               </w:rPr>
-              <w:t xml:space="preserve">CODEF(계좌 · 카드 · 대출) · 상가정보 API · 검색/지도 · MDIS/KOSIS · 복지서비스 API 3종 · 공식/제휴 대출 상품· Google Calendar(후순위)</w:t>
+              <w:t xml:space="preserve">CODEF(계좌 · 카드 · 대출) · 상가정보 API · 검색/지도 · MDIS/KOSIS · 복지서비스 API 3종(3차) · 공식/제휴 대출 상품(3차)· Google Calendar(후순위)</w:t>
             </w:r>
           </w:p>
         </w:tc>
@@ -10458,7 +10494,7 @@
           <w:szCs w:val="20"/>
           <w:rtl w:val="0"/>
         </w:rPr>
-        <w:t xml:space="preserve">1차(MVP)는 회원·계좌 연결(카드 · 대출 선택), 예산 설계(추천 예산 1개 · 초안 수정·자물쇠), 거래 분류, 예산 조정(초안 조정 · 평소 조정), 통합 챗봇(소비 분석 · 예산 조정), 머니 쿠션이다. 1차 통합 점검 후 2차(소액 돌발 지출 · 카테고리 초과 감지 → 예산 조정, 소비 분석 화면 · 예산 변경 이력, 알림)와 3차(큰 지출 상담: 동의 기반 복지 검색·대출 비교)를 차례로 붙인다. 카드 OCR은 검증 후 채택 여부를 정한다. 일정·예정 지출(Google Calendar), 목표, 청년 정책 추천, 예적금·카드 추천은 후순위로, 소비 분석 화면의 LLM 문장 생성과 React Native 앱은 후속 기능으로 둔다. 예산 변경은 사용자 승인 후 적용하며, 복지·대출은 비교 정보만 제공한다. 송금·결제·금융 신청·가입·대출 실행은 하지 않는다. </w:t>
+        <w:t xml:space="preserve">1차(MVP)는 회원·계좌 연결(카드 · 대출 선택), 예산 설계(추천 예산 1개 · 초안 수정·자물쇠), 거래 분류, 홈 · 더 써도 되는 돈, 예산 조정(초안 조정 · 평소 조정), 통합 챗봇(소비 분석 · 예산 조정), 머니 쿠션이다. 1차 통합 점검 후 2차(소액 돌발 지출 · 카테고리 초과 감지 → 예산 조정, 소비 분석 화면 · 예산 변경 이력, 알림)와 3차(큰 지출 상담: 동의 기반 복지 검색·대출 비교)를 차례로 붙인다. 카드 OCR은 검증 후 채택 여부를 정한다. 일정·예정 지출(Google Calendar), 목표, 청년 정책 추천, 예적금·카드 추천은 후순위로, 소비 분석 화면의 LLM 문장 생성과 React Native 앱은 후속 기능으로 둔다. 예산 변경은 사용자 승인 후 적용하며, 복지·대출은 비교 정보만 제공한다. 송금·결제·금융 신청·가입·대출 실행은 하지 않는다. </w:t>
       </w:r>
     </w:p>
     <w:p>
@@ -10621,7 +10657,7 @@
           <w:szCs w:val="20"/>
           <w:rtl w:val="0"/>
         </w:rPr>
-        <w:t xml:space="preserve">라우터는 규칙으로 동작하고, LLM은 의도 해석 · 우선순위 판단 · 재분배안 작성 · 결과 설명을 담당한다. ML은 거래 분류 · 카테고리 비율을 예측하고(또래 기대 소비 예측은 2차), 계산 엔진이 기준 금액 · 합계 · 여윳돈을 계산하며 조건을 검수한다. 예산 변경은 엔진 검수 통과 후 사용자 승인으로만 반영하고, 확정 전 복지 지원금과 대출은 확보 자금으로 보지 않는다.</w:t>
+        <w:t xml:space="preserve">라우터는 규칙으로 동작하고, LLM은 의도 해석 · 우선순위 판단 · 재분배안 작성 · 결과 설명을 담당한다. ML은 거래 분류 · 카테고리 비율을 예측하고(또래 기대 소비 예측은 2차), 계산 엔진이 기준 금액 · 합계 · 안전 소비액을 계산하며 조건을 검수한다. 예산 변경은 엔진 검수 통과 후 사용자 승인으로만 반영하고, 확정 전 복지 지원금과 대출은 확보 자금으로 보지 않는다.</w:t>
       </w:r>
     </w:p>
     <w:tbl>
@@ -11060,7 +11096,7 @@
                 <w:szCs w:val="18"/>
                 <w:rtl w:val="0"/>
               </w:rPr>
-              <w:t xml:space="preserve">비율 → 금액 변환 · 합계, 모드별 기준 · 조정 가능 금액, 공통 검수, 여윳돈, (3차) 부족 금액 · 월 상환금 · 총이자</w:t>
+              <w:t xml:space="preserve">비율 → 금액 변환 · 합계, 모드별 기준 · 조정 가능 금액, 공통 검수, 안전 소비액, (3차) 부족 금액 · 월 상환금 · 총이자</w:t>
             </w:r>
           </w:p>
         </w:tc>
@@ -13866,7 +13902,7 @@
           <w:szCs w:val="20"/>
           <w:rtl w:val="0"/>
         </w:rPr>
-        <w:t xml:space="preserve">사용자가 고른 예산 방향(생활 안정형/저축 집중형)에 따라 생활비 · 저축의 큰 비율을 규칙으로 정하고, ML이 연령대 · 성별 · 가구 형태 · 소득으로 생활비 카테고리별 권장 비율을 예측한다. LLM은 사용자의 예산 방향 · 우선순위를 해석해 허용 범위 안에서 비율을 보정하고 근거를 설명하며, 계산 엔진이 비율을 금액으로 바꾸고 합계를 검증한다. 추천 예산 1개를 제시하고 사용자가 자물쇠를 설정해 확정하며, 초안 제시 이후의 수정 요청은 예산 조정 에이전트의 초안 조정 모드로 넘긴다. 집계 통계를 개인 단위 학습 자료로 간주하지 않고, 가입 초기에는 통계 기반 최소 생활비를 쓰다가 개인 거래 이력 중심으로 바꾼다.</w:t>
+        <w:t xml:space="preserve">사용자가 고른 예산 방향(생활 안정형/저축 집중형)에 따라 생활비 · 저축의 큰 비율을 규칙으로 정하고, ML이 연령대 · 성별 · 가구 형태 · 소득으로 생활비 카테고리별 권장 비율을 예측한다. LLM은 사용자의 예산 방향 · 우선순위를 해석해 허용 범위 안에서 비율을 보정하고 근거를 설명하며, 계산 엔진이 비율을 금액으로 바꾸고 합계를 검증한다. 추천 예산 1개를 제시하고 사용자가 자물쇠를 설정해 확정하며, 초안 제시 이후의 수정 요청은 예산 조정 에이전트의 초안 조정 모드로 넘긴다. 집계 통계를 개인 단위 학습 자료로 간주하지 않는다.</w:t>
       </w:r>
     </w:p>
     <w:p>
@@ -14147,7 +14183,7 @@
                 <w:szCs w:val="17"/>
                 <w:rtl w:val="0"/>
               </w:rPr>
-              <w:t xml:space="preserve">최초 예산 확정 전 수정 요청 (첫 예산 챗봇)</w:t>
+              <w:t xml:space="preserve">최초 예산 확정 전 챗봇으로 수정 요청</w:t>
             </w:r>
           </w:p>
         </w:tc>
@@ -14254,7 +14290,7 @@
                 <w:szCs w:val="17"/>
                 <w:rtl w:val="0"/>
               </w:rPr>
-              <w:t xml:space="preserve">일반 예산 조정 (1차)</w:t>
+              <w:t xml:space="preserve">평소 조정 (1차)</w:t>
             </w:r>
           </w:p>
           <w:p>
@@ -14416,7 +14452,7 @@
                 <w:szCs w:val="17"/>
                 <w:rtl w:val="0"/>
               </w:rPr>
-              <w:t xml:space="preserve">소액 돌발지출 발생 시 (2차)</w:t>
+              <w:t xml:space="preserve">소액 돌발 지출 발생 시 (2차)</w:t>
             </w:r>
           </w:p>
           <w:p>
@@ -14821,7 +14857,7 @@
           <w:szCs w:val="23"/>
           <w:rtl w:val="0"/>
         </w:rPr>
-        <w:t xml:space="preserve">소비 리포트와 통계 비교</w:t>
+        <w:t xml:space="preserve">소비 분석과 통계 비교</w:t>
       </w:r>
     </w:p>
     <w:p>
@@ -14894,7 +14930,7 @@
           <w:szCs w:val="20"/>
           <w:rtl w:val="0"/>
         </w:rPr>
-        <w:t xml:space="preserve">예산 변경은 변경 전후 · 이유 · 조정 모드 · 승인 · 적용 시각을 버전으로 기록하고(1차), 마이의 예산 변경 이력에서 이전 예산을 확인한다(2차). 이번 달 예산 조정이 3회째부터는 잔소리 문구를 보여준다. 개인 소비 이력을 다음 달 카테고리 비율 예측에 반영하는 것은 사용 이력이 쌓인 뒤 후속으로 검토하며, 거절된 제안을 선호로 확정하지 않는다. 대출 상환액을 추천 예산에 반영하는 방식은 정할 것으로 두며, 현재는 예정액만 표시한다.</w:t>
+        <w:t xml:space="preserve">예산 변경은 변경 전후 · 이유 · 조정 모드 · 승인 · 적용 시각을 버전으로 기록하고(1차), 마이의 예산 변경 이력에서 이전 예산을 확인한다(2차). 이번 달 예산 조정이 3회째부터, 또는 주거/통신 · 교통 외 카테고리의 자물쇠 설정을 한 주기에 3회 이상 바꾸면 잔소리 문구를 보여준다. 개인 소비 이력을 다음 달 카테고리 비율 예측에 반영하는 것은 사용 이력이 쌓인 뒤 후속으로 검토하며, 거절된 제안을 선호로 확정하지 않는다. 대출 상환액을 추천 예산에 반영하는 방식은 정할 것으로 두며, 현재는 예정액만 표시한다.</w:t>
       </w:r>
     </w:p>
     <w:p>
@@ -15886,78 +15922,6 @@
                 <w:rtl w:val="0"/>
               </w:rPr>
               <w:t xml:space="preserve">알림에서 처리 화면 이동 (일정 14일 합계 반영은 후순위 구현 시 검증)</w:t>
-            </w:r>
-          </w:p>
-        </w:tc>
-      </w:tr>
-      <w:tr>
-        <w:trPr>
-          <w:cantSplit w:val="1"/>
-          <w:tblHeader w:val="0"/>
-        </w:trPr>
-        <w:tc>
-          <w:tcPr>
-            <w:tcBorders>
-              <w:top w:color="0b57d0" w:space="0" w:sz="4" w:val="single"/>
-              <w:left w:color="000000" w:space="0" w:sz="0" w:val="nil"/>
-              <w:bottom w:color="0b57d0" w:space="0" w:sz="12" w:val="single"/>
-              <w:right w:color="0b57d0" w:space="0" w:sz="4" w:val="single"/>
-            </w:tcBorders>
-            <w:vAlign w:val="center"/>
-          </w:tcPr>
-          <w:p>
-            <w:pPr>
-              <w:widowControl w:val="0"/>
-              <w:spacing w:after="60" w:line="264" w:lineRule="auto"/>
-              <w:rPr>
-                <w:rFonts w:ascii="Malgun Gothic" w:cs="Malgun Gothic" w:eastAsia="Malgun Gothic" w:hAnsi="Malgun Gothic"/>
-                <w:sz w:val="18"/>
-                <w:szCs w:val="18"/>
-              </w:rPr>
-            </w:pPr>
-            <w:r>
-              <w:rPr>
-                <w:rFonts w:ascii="Malgun Gothic" w:cs="Malgun Gothic" w:eastAsia="Malgun Gothic" w:hAnsi="Malgun Gothic"/>
-                <w:sz w:val="18"/>
-                <w:szCs w:val="18"/>
-                <w:rtl w:val="0"/>
-              </w:rPr>
-              <w:t xml:space="preserve">큰 지출 (3차)</w:t>
-            </w:r>
-          </w:p>
-        </w:tc>
-        <w:tc>
-          <w:tcPr>
-            <w:tcBorders>
-              <w:top w:color="0b57d0" w:space="0" w:sz="4" w:val="single"/>
-              <w:left w:color="0b57d0" w:space="0" w:sz="4" w:val="single"/>
-              <w:bottom w:color="0b57d0" w:space="0" w:sz="12" w:val="single"/>
-              <w:right w:color="000000" w:space="0" w:sz="0" w:val="nil"/>
-            </w:tcBorders>
-            <w:vAlign w:val="center"/>
-          </w:tcPr>
-          <w:p>
-            <w:pPr>
-              <w:widowControl w:val="0"/>
-              <w:spacing w:after="60" w:line="264" w:lineRule="auto"/>
-              <w:rPr>
-                <w:rFonts w:ascii="Malgun Gothic" w:cs="Malgun Gothic" w:eastAsia="Malgun Gothic" w:hAnsi="Malgun Gothic"/>
-                <w:b w:val="0"/>
-                <w:bCs w:val="0"/>
-                <w:sz w:val="18"/>
-                <w:szCs w:val="18"/>
-              </w:rPr>
-            </w:pPr>
-            <w:r>
-              <w:rPr>
-                <w:rFonts w:ascii="Malgun Gothic" w:cs="Malgun Gothic" w:eastAsia="Malgun Gothic" w:hAnsi="Malgun Gothic"/>
-                <w:b w:val="0"/>
-                <w:bCs w:val="0"/>
-                <w:sz w:val="18"/>
-                <w:szCs w:val="18"/>
-                <w:rtl w:val="0"/>
-              </w:rPr>
-              <w:t xml:space="preserve">부족 금액 계산 검증, 동의 전 복지 · 대출 미실행, 미확정 지원금 예상 시나리오 표시, 월 상환금 한도 초과 상품 제외, 가입 권유 없음</w:t>
             </w:r>
           </w:p>
         </w:tc>
@@ -16557,7 +16521,7 @@
                 <w:szCs w:val="17"/>
                 <w:rtl w:val="0"/>
               </w:rPr>
-              <w:t xml:space="preserve">거래 원장 · 여윳돈</w:t>
+              <w:t xml:space="preserve">거래 원장 · 안전 소비액</w:t>
             </w:r>
           </w:p>
         </w:tc>
@@ -17197,77 +17161,77 @@
                 <w:szCs w:val="17"/>
                 <w:rtl w:val="0"/>
               </w:rPr>
-              <w:t xml:space="preserve">복지서비스</w:t>
-            </w:r>
-          </w:p>
-        </w:tc>
-        <w:tc>
-          <w:tcPr>
-            <w:tcBorders>
-              <w:top w:color="0b57d0" w:space="0" w:sz="4" w:val="single"/>
-              <w:left w:color="0b57d0" w:space="0" w:sz="4" w:val="single"/>
-              <w:bottom w:color="0b57d0" w:space="0" w:sz="4" w:val="single"/>
-              <w:right w:color="0b57d0" w:space="0" w:sz="4" w:val="single"/>
-            </w:tcBorders>
-            <w:vAlign w:val="center"/>
-          </w:tcPr>
-          <w:p>
-            <w:pPr>
-              <w:widowControl w:val="0"/>
-              <w:spacing w:after="60" w:line="264" w:lineRule="auto"/>
-              <w:rPr>
-                <w:rFonts w:ascii="Malgun Gothic" w:cs="Malgun Gothic" w:eastAsia="Malgun Gothic" w:hAnsi="Malgun Gothic"/>
-                <w:b w:val="0"/>
-                <w:bCs w:val="0"/>
-                <w:sz w:val="17"/>
-                <w:szCs w:val="17"/>
-              </w:rPr>
-            </w:pPr>
-            <w:r>
-              <w:rPr>
-                <w:rFonts w:ascii="Malgun Gothic" w:cs="Malgun Gothic" w:eastAsia="Malgun Gothic" w:hAnsi="Malgun Gothic"/>
-                <w:b w:val="0"/>
-                <w:bCs w:val="0"/>
-                <w:sz w:val="17"/>
-                <w:szCs w:val="17"/>
-                <w:rtl w:val="0"/>
-              </w:rPr>
-              <w:t xml:space="preserve">중앙부처 · 지자체 복지서비스 API, 대한민국 공공서비스 정보 API</w:t>
-            </w:r>
-          </w:p>
-        </w:tc>
-        <w:tc>
-          <w:tcPr>
-            <w:tcBorders>
-              <w:top w:color="0b57d0" w:space="0" w:sz="4" w:val="single"/>
-              <w:left w:color="0b57d0" w:space="0" w:sz="4" w:val="single"/>
-              <w:bottom w:color="0b57d0" w:space="0" w:sz="4" w:val="single"/>
-              <w:right w:color="0b57d0" w:space="0" w:sz="4" w:val="single"/>
-            </w:tcBorders>
-            <w:vAlign w:val="center"/>
-          </w:tcPr>
-          <w:p>
-            <w:pPr>
-              <w:widowControl w:val="0"/>
-              <w:spacing w:after="60" w:line="264" w:lineRule="auto"/>
-              <w:rPr>
-                <w:rFonts w:ascii="Malgun Gothic" w:cs="Malgun Gothic" w:eastAsia="Malgun Gothic" w:hAnsi="Malgun Gothic"/>
-                <w:b w:val="0"/>
-                <w:bCs w:val="0"/>
-                <w:sz w:val="17"/>
-                <w:szCs w:val="17"/>
-              </w:rPr>
-            </w:pPr>
-            <w:r>
-              <w:rPr>
-                <w:rFonts w:ascii="Malgun Gothic" w:cs="Malgun Gothic" w:eastAsia="Malgun Gothic" w:hAnsi="Malgun Gothic"/>
-                <w:b w:val="0"/>
-                <w:bCs w:val="0"/>
-                <w:sz w:val="17"/>
-                <w:szCs w:val="17"/>
-                <w:rtl w:val="0"/>
-              </w:rPr>
-              <w:t xml:space="preserve">④-1 복지 검색</w:t>
+              <w:t xml:space="preserve">생활비 · 소비 비교</w:t>
+            </w:r>
+          </w:p>
+        </w:tc>
+        <w:tc>
+          <w:tcPr>
+            <w:tcBorders>
+              <w:top w:color="0b57d0" w:space="0" w:sz="4" w:val="single"/>
+              <w:left w:color="0b57d0" w:space="0" w:sz="4" w:val="single"/>
+              <w:bottom w:color="0b57d0" w:space="0" w:sz="4" w:val="single"/>
+              <w:right w:color="0b57d0" w:space="0" w:sz="4" w:val="single"/>
+            </w:tcBorders>
+            <w:vAlign w:val="center"/>
+          </w:tcPr>
+          <w:p>
+            <w:pPr>
+              <w:widowControl w:val="0"/>
+              <w:spacing w:after="60" w:line="264" w:lineRule="auto"/>
+              <w:rPr>
+                <w:rFonts w:ascii="Malgun Gothic" w:cs="Malgun Gothic" w:eastAsia="Malgun Gothic" w:hAnsi="Malgun Gothic"/>
+                <w:b w:val="0"/>
+                <w:bCs w:val="0"/>
+                <w:sz w:val="17"/>
+                <w:szCs w:val="17"/>
+              </w:rPr>
+            </w:pPr>
+            <w:r>
+              <w:rPr>
+                <w:rFonts w:ascii="Malgun Gothic" w:cs="Malgun Gothic" w:eastAsia="Malgun Gothic" w:hAnsi="Malgun Gothic"/>
+                <w:b w:val="0"/>
+                <w:bCs w:val="0"/>
+                <w:sz w:val="17"/>
+                <w:szCs w:val="17"/>
+                <w:rtl w:val="0"/>
+              </w:rPr>
+              <w:t xml:space="preserve">MDIS · KOSIS 가계동향조사 [D8]</w:t>
+            </w:r>
+          </w:p>
+        </w:tc>
+        <w:tc>
+          <w:tcPr>
+            <w:tcBorders>
+              <w:top w:color="0b57d0" w:space="0" w:sz="4" w:val="single"/>
+              <w:left w:color="0b57d0" w:space="0" w:sz="4" w:val="single"/>
+              <w:bottom w:color="0b57d0" w:space="0" w:sz="4" w:val="single"/>
+              <w:right w:color="0b57d0" w:space="0" w:sz="4" w:val="single"/>
+            </w:tcBorders>
+            <w:vAlign w:val="center"/>
+          </w:tcPr>
+          <w:p>
+            <w:pPr>
+              <w:widowControl w:val="0"/>
+              <w:spacing w:after="60" w:line="264" w:lineRule="auto"/>
+              <w:rPr>
+                <w:rFonts w:ascii="Malgun Gothic" w:cs="Malgun Gothic" w:eastAsia="Malgun Gothic" w:hAnsi="Malgun Gothic"/>
+                <w:b w:val="0"/>
+                <w:bCs w:val="0"/>
+                <w:sz w:val="17"/>
+                <w:szCs w:val="17"/>
+              </w:rPr>
+            </w:pPr>
+            <w:r>
+              <w:rPr>
+                <w:rFonts w:ascii="Malgun Gothic" w:cs="Malgun Gothic" w:eastAsia="Malgun Gothic" w:hAnsi="Malgun Gothic"/>
+                <w:b w:val="0"/>
+                <w:bCs w:val="0"/>
+                <w:sz w:val="17"/>
+                <w:szCs w:val="17"/>
+                <w:rtl w:val="0"/>
+              </w:rPr>
+              <w:t xml:space="preserve">카테고리 비율 · (2차) 또래 회귀</w:t>
             </w:r>
           </w:p>
         </w:tc>
@@ -17302,7 +17266,7 @@
                 <w:szCs w:val="17"/>
                 <w:rtl w:val="0"/>
               </w:rPr>
-              <w:t xml:space="preserve">동의 후 필요한 최소 조건만 사용. 실시간 조회 · 캐시 · 동기화 방식 정할 것</w:t>
+              <w:t xml:space="preserve">개인/가구 관리 범위·가구주 특성 구분. 회귀용 결합 변수 자료 확보·이용 조건 검증, 집계표를 개인 학습 자료로 간주하지 않음</w:t>
             </w:r>
           </w:p>
         </w:tc>
@@ -17339,77 +17303,77 @@
                 <w:szCs w:val="17"/>
                 <w:rtl w:val="0"/>
               </w:rPr>
-              <w:t xml:space="preserve">생활비 · 소비 비교</w:t>
-            </w:r>
-          </w:p>
-        </w:tc>
-        <w:tc>
-          <w:tcPr>
-            <w:tcBorders>
-              <w:top w:color="0b57d0" w:space="0" w:sz="4" w:val="single"/>
-              <w:left w:color="0b57d0" w:space="0" w:sz="4" w:val="single"/>
-              <w:bottom w:color="0b57d0" w:space="0" w:sz="4" w:val="single"/>
-              <w:right w:color="0b57d0" w:space="0" w:sz="4" w:val="single"/>
-            </w:tcBorders>
-            <w:vAlign w:val="center"/>
-          </w:tcPr>
-          <w:p>
-            <w:pPr>
-              <w:widowControl w:val="0"/>
-              <w:spacing w:after="60" w:line="264" w:lineRule="auto"/>
-              <w:rPr>
-                <w:rFonts w:ascii="Malgun Gothic" w:cs="Malgun Gothic" w:eastAsia="Malgun Gothic" w:hAnsi="Malgun Gothic"/>
-                <w:b w:val="0"/>
-                <w:bCs w:val="0"/>
-                <w:sz w:val="17"/>
-                <w:szCs w:val="17"/>
-              </w:rPr>
-            </w:pPr>
-            <w:r>
-              <w:rPr>
-                <w:rFonts w:ascii="Malgun Gothic" w:cs="Malgun Gothic" w:eastAsia="Malgun Gothic" w:hAnsi="Malgun Gothic"/>
-                <w:b w:val="0"/>
-                <w:bCs w:val="0"/>
-                <w:sz w:val="17"/>
-                <w:szCs w:val="17"/>
-                <w:rtl w:val="0"/>
-              </w:rPr>
-              <w:t xml:space="preserve">MDIS · KOSIS 가계동향조사 [D8]</w:t>
-            </w:r>
-          </w:p>
-        </w:tc>
-        <w:tc>
-          <w:tcPr>
-            <w:tcBorders>
-              <w:top w:color="0b57d0" w:space="0" w:sz="4" w:val="single"/>
-              <w:left w:color="0b57d0" w:space="0" w:sz="4" w:val="single"/>
-              <w:bottom w:color="0b57d0" w:space="0" w:sz="4" w:val="single"/>
-              <w:right w:color="0b57d0" w:space="0" w:sz="4" w:val="single"/>
-            </w:tcBorders>
-            <w:vAlign w:val="center"/>
-          </w:tcPr>
-          <w:p>
-            <w:pPr>
-              <w:widowControl w:val="0"/>
-              <w:spacing w:after="60" w:line="264" w:lineRule="auto"/>
-              <w:rPr>
-                <w:rFonts w:ascii="Malgun Gothic" w:cs="Malgun Gothic" w:eastAsia="Malgun Gothic" w:hAnsi="Malgun Gothic"/>
-                <w:b w:val="0"/>
-                <w:bCs w:val="0"/>
-                <w:sz w:val="17"/>
-                <w:szCs w:val="17"/>
-              </w:rPr>
-            </w:pPr>
-            <w:r>
-              <w:rPr>
-                <w:rFonts w:ascii="Malgun Gothic" w:cs="Malgun Gothic" w:eastAsia="Malgun Gothic" w:hAnsi="Malgun Gothic"/>
-                <w:b w:val="0"/>
-                <w:bCs w:val="0"/>
-                <w:sz w:val="17"/>
-                <w:szCs w:val="17"/>
-                <w:rtl w:val="0"/>
-              </w:rPr>
-              <w:t xml:space="preserve">카테고리 비율 · 또래 회귀 · 최소 생활비</w:t>
+              <w:t xml:space="preserve">소비 예측 학습</w:t>
+            </w:r>
+          </w:p>
+        </w:tc>
+        <w:tc>
+          <w:tcPr>
+            <w:tcBorders>
+              <w:top w:color="0b57d0" w:space="0" w:sz="4" w:val="single"/>
+              <w:left w:color="0b57d0" w:space="0" w:sz="4" w:val="single"/>
+              <w:bottom w:color="0b57d0" w:space="0" w:sz="4" w:val="single"/>
+              <w:right w:color="0b57d0" w:space="0" w:sz="4" w:val="single"/>
+            </w:tcBorders>
+            <w:vAlign w:val="center"/>
+          </w:tcPr>
+          <w:p>
+            <w:pPr>
+              <w:widowControl w:val="0"/>
+              <w:spacing w:after="60" w:line="264" w:lineRule="auto"/>
+              <w:rPr>
+                <w:rFonts w:ascii="Malgun Gothic" w:cs="Malgun Gothic" w:eastAsia="Malgun Gothic" w:hAnsi="Malgun Gothic"/>
+                <w:b w:val="0"/>
+                <w:bCs w:val="0"/>
+                <w:sz w:val="17"/>
+                <w:szCs w:val="17"/>
+              </w:rPr>
+            </w:pPr>
+            <w:r>
+              <w:rPr>
+                <w:rFonts w:ascii="Malgun Gothic" w:cs="Malgun Gothic" w:eastAsia="Malgun Gothic" w:hAnsi="Malgun Gothic"/>
+                <w:b w:val="0"/>
+                <w:bCs w:val="0"/>
+                <w:sz w:val="17"/>
+                <w:szCs w:val="17"/>
+                <w:rtl w:val="0"/>
+              </w:rPr>
+              <w:t xml:space="preserve">초기 특성과 소비가 연결된 적합한 통계 자료·동의된 개인 이력 (후속)</w:t>
+            </w:r>
+          </w:p>
+        </w:tc>
+        <w:tc>
+          <w:tcPr>
+            <w:tcBorders>
+              <w:top w:color="0b57d0" w:space="0" w:sz="4" w:val="single"/>
+              <w:left w:color="0b57d0" w:space="0" w:sz="4" w:val="single"/>
+              <w:bottom w:color="0b57d0" w:space="0" w:sz="4" w:val="single"/>
+              <w:right w:color="0b57d0" w:space="0" w:sz="4" w:val="single"/>
+            </w:tcBorders>
+            <w:vAlign w:val="center"/>
+          </w:tcPr>
+          <w:p>
+            <w:pPr>
+              <w:widowControl w:val="0"/>
+              <w:spacing w:after="60" w:line="264" w:lineRule="auto"/>
+              <w:rPr>
+                <w:rFonts w:ascii="Malgun Gothic" w:cs="Malgun Gothic" w:eastAsia="Malgun Gothic" w:hAnsi="Malgun Gothic"/>
+                <w:b w:val="0"/>
+                <w:bCs w:val="0"/>
+                <w:sz w:val="17"/>
+                <w:szCs w:val="17"/>
+              </w:rPr>
+            </w:pPr>
+            <w:r>
+              <w:rPr>
+                <w:rFonts w:ascii="Malgun Gothic" w:cs="Malgun Gothic" w:eastAsia="Malgun Gothic" w:hAnsi="Malgun Gothic"/>
+                <w:b w:val="0"/>
+                <w:bCs w:val="0"/>
+                <w:sz w:val="17"/>
+                <w:szCs w:val="17"/>
+                <w:rtl w:val="0"/>
+              </w:rPr>
+              <w:t xml:space="preserve">카테고리 비율 · (2차) 또래 회귀</w:t>
             </w:r>
           </w:p>
         </w:tc>
@@ -17444,7 +17408,7 @@
                 <w:szCs w:val="17"/>
                 <w:rtl w:val="0"/>
               </w:rPr>
-              <w:t xml:space="preserve">개인/가구 관리 범위·가구주 특성 구분. 회귀용 결합 변수 자료 확보·이용 조건 검증, 집계표를 개인 학습 자료로 간주하지 않음</w:t>
+              <w:t xml:space="preserve">성별·소득·연령·가구원 수 결합 가능성 검증. 학습/평가 분리·누수 방지. 확보 전 규칙·통계 참고값 대체</w:t>
             </w:r>
           </w:p>
         </w:tc>
@@ -17481,77 +17445,77 @@
                 <w:szCs w:val="17"/>
                 <w:rtl w:val="0"/>
               </w:rPr>
-              <w:t xml:space="preserve">소비 예측 학습</w:t>
-            </w:r>
-          </w:p>
-        </w:tc>
-        <w:tc>
-          <w:tcPr>
-            <w:tcBorders>
-              <w:top w:color="0b57d0" w:space="0" w:sz="4" w:val="single"/>
-              <w:left w:color="0b57d0" w:space="0" w:sz="4" w:val="single"/>
-              <w:bottom w:color="0b57d0" w:space="0" w:sz="4" w:val="single"/>
-              <w:right w:color="0b57d0" w:space="0" w:sz="4" w:val="single"/>
-            </w:tcBorders>
-            <w:vAlign w:val="center"/>
-          </w:tcPr>
-          <w:p>
-            <w:pPr>
-              <w:widowControl w:val="0"/>
-              <w:spacing w:after="60" w:line="264" w:lineRule="auto"/>
-              <w:rPr>
-                <w:rFonts w:ascii="Malgun Gothic" w:cs="Malgun Gothic" w:eastAsia="Malgun Gothic" w:hAnsi="Malgun Gothic"/>
-                <w:b w:val="0"/>
-                <w:bCs w:val="0"/>
-                <w:sz w:val="17"/>
-                <w:szCs w:val="17"/>
-              </w:rPr>
-            </w:pPr>
-            <w:r>
-              <w:rPr>
-                <w:rFonts w:ascii="Malgun Gothic" w:cs="Malgun Gothic" w:eastAsia="Malgun Gothic" w:hAnsi="Malgun Gothic"/>
-                <w:b w:val="0"/>
-                <w:bCs w:val="0"/>
-                <w:sz w:val="17"/>
-                <w:szCs w:val="17"/>
-                <w:rtl w:val="0"/>
-              </w:rPr>
-              <w:t xml:space="preserve">초기 특성과 소비가 연결된 적합한 통계 자료·동의된 개인 이력 (확보 필요)</w:t>
-            </w:r>
-          </w:p>
-        </w:tc>
-        <w:tc>
-          <w:tcPr>
-            <w:tcBorders>
-              <w:top w:color="0b57d0" w:space="0" w:sz="4" w:val="single"/>
-              <w:left w:color="0b57d0" w:space="0" w:sz="4" w:val="single"/>
-              <w:bottom w:color="0b57d0" w:space="0" w:sz="4" w:val="single"/>
-              <w:right w:color="0b57d0" w:space="0" w:sz="4" w:val="single"/>
-            </w:tcBorders>
-            <w:vAlign w:val="center"/>
-          </w:tcPr>
-          <w:p>
-            <w:pPr>
-              <w:widowControl w:val="0"/>
-              <w:spacing w:after="60" w:line="264" w:lineRule="auto"/>
-              <w:rPr>
-                <w:rFonts w:ascii="Malgun Gothic" w:cs="Malgun Gothic" w:eastAsia="Malgun Gothic" w:hAnsi="Malgun Gothic"/>
-                <w:b w:val="0"/>
-                <w:bCs w:val="0"/>
-                <w:sz w:val="17"/>
-                <w:szCs w:val="17"/>
-              </w:rPr>
-            </w:pPr>
-            <w:r>
-              <w:rPr>
-                <w:rFonts w:ascii="Malgun Gothic" w:cs="Malgun Gothic" w:eastAsia="Malgun Gothic" w:hAnsi="Malgun Gothic"/>
-                <w:b w:val="0"/>
-                <w:bCs w:val="0"/>
-                <w:sz w:val="17"/>
-                <w:szCs w:val="17"/>
-                <w:rtl w:val="0"/>
-              </w:rPr>
-              <w:t xml:space="preserve">카테고리 비율 · 또래 회귀</w:t>
+              <w:t xml:space="preserve">예산 변경 이력</w:t>
+            </w:r>
+          </w:p>
+        </w:tc>
+        <w:tc>
+          <w:tcPr>
+            <w:tcBorders>
+              <w:top w:color="0b57d0" w:space="0" w:sz="4" w:val="single"/>
+              <w:left w:color="0b57d0" w:space="0" w:sz="4" w:val="single"/>
+              <w:bottom w:color="0b57d0" w:space="0" w:sz="4" w:val="single"/>
+              <w:right w:color="0b57d0" w:space="0" w:sz="4" w:val="single"/>
+            </w:tcBorders>
+            <w:vAlign w:val="center"/>
+          </w:tcPr>
+          <w:p>
+            <w:pPr>
+              <w:widowControl w:val="0"/>
+              <w:spacing w:after="60" w:line="264" w:lineRule="auto"/>
+              <w:rPr>
+                <w:rFonts w:ascii="Malgun Gothic" w:cs="Malgun Gothic" w:eastAsia="Malgun Gothic" w:hAnsi="Malgun Gothic"/>
+                <w:b w:val="0"/>
+                <w:bCs w:val="0"/>
+                <w:sz w:val="17"/>
+                <w:szCs w:val="17"/>
+              </w:rPr>
+            </w:pPr>
+            <w:r>
+              <w:rPr>
+                <w:rFonts w:ascii="Malgun Gothic" w:cs="Malgun Gothic" w:eastAsia="Malgun Gothic" w:hAnsi="Malgun Gothic"/>
+                <w:b w:val="0"/>
+                <w:bCs w:val="0"/>
+                <w:sz w:val="17"/>
+                <w:szCs w:val="17"/>
+                <w:rtl w:val="0"/>
+              </w:rPr>
+              <w:t xml:space="preserve">사용자 승인·예산 버전·실적</w:t>
+            </w:r>
+          </w:p>
+        </w:tc>
+        <w:tc>
+          <w:tcPr>
+            <w:tcBorders>
+              <w:top w:color="0b57d0" w:space="0" w:sz="4" w:val="single"/>
+              <w:left w:color="0b57d0" w:space="0" w:sz="4" w:val="single"/>
+              <w:bottom w:color="0b57d0" w:space="0" w:sz="4" w:val="single"/>
+              <w:right w:color="0b57d0" w:space="0" w:sz="4" w:val="single"/>
+            </w:tcBorders>
+            <w:vAlign w:val="center"/>
+          </w:tcPr>
+          <w:p>
+            <w:pPr>
+              <w:widowControl w:val="0"/>
+              <w:spacing w:after="60" w:line="264" w:lineRule="auto"/>
+              <w:rPr>
+                <w:rFonts w:ascii="Malgun Gothic" w:cs="Malgun Gothic" w:eastAsia="Malgun Gothic" w:hAnsi="Malgun Gothic"/>
+                <w:b w:val="0"/>
+                <w:bCs w:val="0"/>
+                <w:sz w:val="17"/>
+                <w:szCs w:val="17"/>
+              </w:rPr>
+            </w:pPr>
+            <w:r>
+              <w:rPr>
+                <w:rFonts w:ascii="Malgun Gothic" w:cs="Malgun Gothic" w:eastAsia="Malgun Gothic" w:hAnsi="Malgun Gothic"/>
+                <w:b w:val="0"/>
+                <w:bCs w:val="0"/>
+                <w:sz w:val="17"/>
+                <w:szCs w:val="17"/>
+                <w:rtl w:val="0"/>
+              </w:rPr>
+              <w:t xml:space="preserve">버전 기록 · (2차) 이력 확인</w:t>
             </w:r>
           </w:p>
         </w:tc>
@@ -17586,7 +17550,7 @@
                 <w:szCs w:val="17"/>
                 <w:rtl w:val="0"/>
               </w:rPr>
-              <w:t xml:space="preserve">성별·소득·연령·가구원 수 결합 가능성 검증. 학습/평가 분리·누수 방지. 확보 전 규칙·통계 참고값 대체</w:t>
+              <w:t xml:space="preserve">변경 전후 · 이유 · 조정 모드 · 승인 · 적용 시각 · 기준 버전. 이번 달 조정 횟수 · 자물쇠 변경 횟수 집계(각 3회째부터 잔소리)</w:t>
             </w:r>
           </w:p>
         </w:tc>
@@ -17623,77 +17587,77 @@
                 <w:szCs w:val="17"/>
                 <w:rtl w:val="0"/>
               </w:rPr>
-              <w:t xml:space="preserve">금융 용어 · 가이드</w:t>
-            </w:r>
-          </w:p>
-        </w:tc>
-        <w:tc>
-          <w:tcPr>
-            <w:tcBorders>
-              <w:top w:color="0b57d0" w:space="0" w:sz="4" w:val="single"/>
-              <w:left w:color="0b57d0" w:space="0" w:sz="4" w:val="single"/>
-              <w:bottom w:color="0b57d0" w:space="0" w:sz="4" w:val="single"/>
-              <w:right w:color="0b57d0" w:space="0" w:sz="4" w:val="single"/>
-            </w:tcBorders>
-            <w:vAlign w:val="center"/>
-          </w:tcPr>
-          <w:p>
-            <w:pPr>
-              <w:widowControl w:val="0"/>
-              <w:spacing w:after="60" w:line="264" w:lineRule="auto"/>
-              <w:rPr>
-                <w:rFonts w:ascii="Malgun Gothic" w:cs="Malgun Gothic" w:eastAsia="Malgun Gothic" w:hAnsi="Malgun Gothic"/>
-                <w:b w:val="0"/>
-                <w:bCs w:val="0"/>
-                <w:sz w:val="17"/>
-                <w:szCs w:val="17"/>
-              </w:rPr>
-            </w:pPr>
-            <w:r>
-              <w:rPr>
-                <w:rFonts w:ascii="Malgun Gothic" w:cs="Malgun Gothic" w:eastAsia="Malgun Gothic" w:hAnsi="Malgun Gothic"/>
-                <w:b w:val="0"/>
-                <w:bCs w:val="0"/>
-                <w:sz w:val="17"/>
-                <w:szCs w:val="17"/>
-                <w:rtl w:val="0"/>
-              </w:rPr>
-              <w:t xml:space="preserve">공공 · 금융기관 공개 금융교육 자료</w:t>
-            </w:r>
-          </w:p>
-        </w:tc>
-        <w:tc>
-          <w:tcPr>
-            <w:tcBorders>
-              <w:top w:color="0b57d0" w:space="0" w:sz="4" w:val="single"/>
-              <w:left w:color="0b57d0" w:space="0" w:sz="4" w:val="single"/>
-              <w:bottom w:color="0b57d0" w:space="0" w:sz="4" w:val="single"/>
-              <w:right w:color="0b57d0" w:space="0" w:sz="4" w:val="single"/>
-            </w:tcBorders>
-            <w:vAlign w:val="center"/>
-          </w:tcPr>
-          <w:p>
-            <w:pPr>
-              <w:widowControl w:val="0"/>
-              <w:spacing w:after="60" w:line="264" w:lineRule="auto"/>
-              <w:rPr>
-                <w:rFonts w:ascii="Malgun Gothic" w:cs="Malgun Gothic" w:eastAsia="Malgun Gothic" w:hAnsi="Malgun Gothic"/>
-                <w:b w:val="0"/>
-                <w:bCs w:val="0"/>
-                <w:sz w:val="17"/>
-                <w:szCs w:val="17"/>
-              </w:rPr>
-            </w:pPr>
-            <w:r>
-              <w:rPr>
-                <w:rFonts w:ascii="Malgun Gothic" w:cs="Malgun Gothic" w:eastAsia="Malgun Gothic" w:hAnsi="Malgun Gothic"/>
-                <w:b w:val="0"/>
-                <w:bCs w:val="0"/>
-                <w:sz w:val="17"/>
-                <w:szCs w:val="17"/>
-                <w:rtl w:val="0"/>
-              </w:rPr>
-              <w:t xml:space="preserve">용어 설명 · 벡터 DB</w:t>
+              <w:t xml:space="preserve">복지서비스 (3차)</w:t>
+            </w:r>
+          </w:p>
+        </w:tc>
+        <w:tc>
+          <w:tcPr>
+            <w:tcBorders>
+              <w:top w:color="0b57d0" w:space="0" w:sz="4" w:val="single"/>
+              <w:left w:color="0b57d0" w:space="0" w:sz="4" w:val="single"/>
+              <w:bottom w:color="0b57d0" w:space="0" w:sz="4" w:val="single"/>
+              <w:right w:color="0b57d0" w:space="0" w:sz="4" w:val="single"/>
+            </w:tcBorders>
+            <w:vAlign w:val="center"/>
+          </w:tcPr>
+          <w:p>
+            <w:pPr>
+              <w:widowControl w:val="0"/>
+              <w:spacing w:after="60" w:line="264" w:lineRule="auto"/>
+              <w:rPr>
+                <w:rFonts w:ascii="Malgun Gothic" w:cs="Malgun Gothic" w:eastAsia="Malgun Gothic" w:hAnsi="Malgun Gothic"/>
+                <w:b w:val="0"/>
+                <w:bCs w:val="0"/>
+                <w:sz w:val="17"/>
+                <w:szCs w:val="17"/>
+              </w:rPr>
+            </w:pPr>
+            <w:r>
+              <w:rPr>
+                <w:rFonts w:ascii="Malgun Gothic" w:cs="Malgun Gothic" w:eastAsia="Malgun Gothic" w:hAnsi="Malgun Gothic"/>
+                <w:b w:val="0"/>
+                <w:bCs w:val="0"/>
+                <w:sz w:val="17"/>
+                <w:szCs w:val="17"/>
+                <w:rtl w:val="0"/>
+              </w:rPr>
+              <w:t xml:space="preserve">중앙부처 · 지자체 복지서비스 API, 대한민국 공공서비스 정보 API</w:t>
+            </w:r>
+          </w:p>
+        </w:tc>
+        <w:tc>
+          <w:tcPr>
+            <w:tcBorders>
+              <w:top w:color="0b57d0" w:space="0" w:sz="4" w:val="single"/>
+              <w:left w:color="0b57d0" w:space="0" w:sz="4" w:val="single"/>
+              <w:bottom w:color="0b57d0" w:space="0" w:sz="4" w:val="single"/>
+              <w:right w:color="0b57d0" w:space="0" w:sz="4" w:val="single"/>
+            </w:tcBorders>
+            <w:vAlign w:val="center"/>
+          </w:tcPr>
+          <w:p>
+            <w:pPr>
+              <w:widowControl w:val="0"/>
+              <w:spacing w:after="60" w:line="264" w:lineRule="auto"/>
+              <w:rPr>
+                <w:rFonts w:ascii="Malgun Gothic" w:cs="Malgun Gothic" w:eastAsia="Malgun Gothic" w:hAnsi="Malgun Gothic"/>
+                <w:b w:val="0"/>
+                <w:bCs w:val="0"/>
+                <w:sz w:val="17"/>
+                <w:szCs w:val="17"/>
+              </w:rPr>
+            </w:pPr>
+            <w:r>
+              <w:rPr>
+                <w:rFonts w:ascii="Malgun Gothic" w:cs="Malgun Gothic" w:eastAsia="Malgun Gothic" w:hAnsi="Malgun Gothic"/>
+                <w:b w:val="0"/>
+                <w:bCs w:val="0"/>
+                <w:sz w:val="17"/>
+                <w:szCs w:val="17"/>
+                <w:rtl w:val="0"/>
+              </w:rPr>
+              <w:t xml:space="preserve">④-1 복지 검색</w:t>
             </w:r>
           </w:p>
         </w:tc>
@@ -17728,7 +17692,7 @@
                 <w:szCs w:val="17"/>
                 <w:rtl w:val="0"/>
               </w:rPr>
-              <w:t xml:space="preserve">출처 · 기준일 저장</w:t>
+              <w:t xml:space="preserve">동의 후 필요한 최소 조건만 사용. 실시간 조회 · 캐시 · 동기화 방식 정할 것</w:t>
             </w:r>
           </w:p>
         </w:tc>
@@ -17765,77 +17729,77 @@
                 <w:szCs w:val="17"/>
                 <w:rtl w:val="0"/>
               </w:rPr>
-              <w:t xml:space="preserve">예산 변경 이력</w:t>
-            </w:r>
-          </w:p>
-        </w:tc>
-        <w:tc>
-          <w:tcPr>
-            <w:tcBorders>
-              <w:top w:color="0b57d0" w:space="0" w:sz="4" w:val="single"/>
-              <w:left w:color="0b57d0" w:space="0" w:sz="4" w:val="single"/>
-              <w:bottom w:color="0b57d0" w:space="0" w:sz="4" w:val="single"/>
-              <w:right w:color="0b57d0" w:space="0" w:sz="4" w:val="single"/>
-            </w:tcBorders>
-            <w:vAlign w:val="center"/>
-          </w:tcPr>
-          <w:p>
-            <w:pPr>
-              <w:widowControl w:val="0"/>
-              <w:spacing w:after="60" w:line="264" w:lineRule="auto"/>
-              <w:rPr>
-                <w:rFonts w:ascii="Malgun Gothic" w:cs="Malgun Gothic" w:eastAsia="Malgun Gothic" w:hAnsi="Malgun Gothic"/>
-                <w:b w:val="0"/>
-                <w:bCs w:val="0"/>
-                <w:sz w:val="17"/>
-                <w:szCs w:val="17"/>
-              </w:rPr>
-            </w:pPr>
-            <w:r>
-              <w:rPr>
-                <w:rFonts w:ascii="Malgun Gothic" w:cs="Malgun Gothic" w:eastAsia="Malgun Gothic" w:hAnsi="Malgun Gothic"/>
-                <w:b w:val="0"/>
-                <w:bCs w:val="0"/>
-                <w:sz w:val="17"/>
-                <w:szCs w:val="17"/>
-                <w:rtl w:val="0"/>
-              </w:rPr>
-              <w:t xml:space="preserve">사용자 승인·예산 버전·실적</w:t>
-            </w:r>
-          </w:p>
-        </w:tc>
-        <w:tc>
-          <w:tcPr>
-            <w:tcBorders>
-              <w:top w:color="0b57d0" w:space="0" w:sz="4" w:val="single"/>
-              <w:left w:color="0b57d0" w:space="0" w:sz="4" w:val="single"/>
-              <w:bottom w:color="0b57d0" w:space="0" w:sz="4" w:val="single"/>
-              <w:right w:color="0b57d0" w:space="0" w:sz="4" w:val="single"/>
-            </w:tcBorders>
-            <w:vAlign w:val="center"/>
-          </w:tcPr>
-          <w:p>
-            <w:pPr>
-              <w:widowControl w:val="0"/>
-              <w:spacing w:after="60" w:line="264" w:lineRule="auto"/>
-              <w:rPr>
-                <w:rFonts w:ascii="Malgun Gothic" w:cs="Malgun Gothic" w:eastAsia="Malgun Gothic" w:hAnsi="Malgun Gothic"/>
-                <w:b w:val="0"/>
-                <w:bCs w:val="0"/>
-                <w:sz w:val="17"/>
-                <w:szCs w:val="17"/>
-              </w:rPr>
-            </w:pPr>
-            <w:r>
-              <w:rPr>
-                <w:rFonts w:ascii="Malgun Gothic" w:cs="Malgun Gothic" w:eastAsia="Malgun Gothic" w:hAnsi="Malgun Gothic"/>
-                <w:b w:val="0"/>
-                <w:bCs w:val="0"/>
-                <w:sz w:val="17"/>
-                <w:szCs w:val="17"/>
-                <w:rtl w:val="0"/>
-              </w:rPr>
-              <w:t xml:space="preserve">이력 확인 · 다음 달 비율</w:t>
+              <w:t xml:space="preserve">대출 상품 (3차)</w:t>
+            </w:r>
+          </w:p>
+        </w:tc>
+        <w:tc>
+          <w:tcPr>
+            <w:tcBorders>
+              <w:top w:color="0b57d0" w:space="0" w:sz="4" w:val="single"/>
+              <w:left w:color="0b57d0" w:space="0" w:sz="4" w:val="single"/>
+              <w:bottom w:color="0b57d0" w:space="0" w:sz="4" w:val="single"/>
+              <w:right w:color="0b57d0" w:space="0" w:sz="4" w:val="single"/>
+            </w:tcBorders>
+            <w:vAlign w:val="center"/>
+          </w:tcPr>
+          <w:p>
+            <w:pPr>
+              <w:widowControl w:val="0"/>
+              <w:spacing w:after="60" w:line="264" w:lineRule="auto"/>
+              <w:rPr>
+                <w:rFonts w:ascii="Malgun Gothic" w:cs="Malgun Gothic" w:eastAsia="Malgun Gothic" w:hAnsi="Malgun Gothic"/>
+                <w:b w:val="0"/>
+                <w:bCs w:val="0"/>
+                <w:sz w:val="17"/>
+                <w:szCs w:val="17"/>
+              </w:rPr>
+            </w:pPr>
+            <w:r>
+              <w:rPr>
+                <w:rFonts w:ascii="Malgun Gothic" w:cs="Malgun Gothic" w:eastAsia="Malgun Gothic" w:hAnsi="Malgun Gothic"/>
+                <w:b w:val="0"/>
+                <w:bCs w:val="0"/>
+                <w:sz w:val="17"/>
+                <w:szCs w:val="17"/>
+                <w:rtl w:val="0"/>
+              </w:rPr>
+              <w:t xml:space="preserve">공식 · 제휴 금융상품 데이터 / 금융상품 한눈에(확인 출처)</w:t>
+            </w:r>
+          </w:p>
+        </w:tc>
+        <w:tc>
+          <w:tcPr>
+            <w:tcBorders>
+              <w:top w:color="0b57d0" w:space="0" w:sz="4" w:val="single"/>
+              <w:left w:color="0b57d0" w:space="0" w:sz="4" w:val="single"/>
+              <w:bottom w:color="0b57d0" w:space="0" w:sz="4" w:val="single"/>
+              <w:right w:color="0b57d0" w:space="0" w:sz="4" w:val="single"/>
+            </w:tcBorders>
+            <w:vAlign w:val="center"/>
+          </w:tcPr>
+          <w:p>
+            <w:pPr>
+              <w:widowControl w:val="0"/>
+              <w:spacing w:after="60" w:line="264" w:lineRule="auto"/>
+              <w:rPr>
+                <w:rFonts w:ascii="Malgun Gothic" w:cs="Malgun Gothic" w:eastAsia="Malgun Gothic" w:hAnsi="Malgun Gothic"/>
+                <w:b w:val="0"/>
+                <w:bCs w:val="0"/>
+                <w:sz w:val="17"/>
+                <w:szCs w:val="17"/>
+              </w:rPr>
+            </w:pPr>
+            <w:r>
+              <w:rPr>
+                <w:rFonts w:ascii="Malgun Gothic" w:cs="Malgun Gothic" w:eastAsia="Malgun Gothic" w:hAnsi="Malgun Gothic"/>
+                <w:b w:val="0"/>
+                <w:bCs w:val="0"/>
+                <w:sz w:val="17"/>
+                <w:szCs w:val="17"/>
+                <w:rtl w:val="0"/>
+              </w:rPr>
+              <w:t xml:space="preserve">④-2 대출 비교</w:t>
             </w:r>
           </w:p>
         </w:tc>
@@ -17870,7 +17834,7 @@
                 <w:szCs w:val="17"/>
                 <w:rtl w:val="0"/>
               </w:rPr>
-              <w:t xml:space="preserve">변경 전후 · 이유 · 조정 모드 · 승인 · 적용 시각 · 기준 버전. 이번 달 조정 횟수 집계(3회째부터 잔소리)</w:t>
+              <w:t xml:space="preserve">사용 권한 확인된 데이터만 사용, 공개 API 여부 확인 전 직접 연동 확정 금지, 출처 · 갱신일 표시</w:t>
             </w:r>
           </w:p>
         </w:tc>
@@ -17907,290 +17871,6 @@
                 <w:szCs w:val="17"/>
                 <w:rtl w:val="0"/>
               </w:rPr>
-              <w:t xml:space="preserve">복지서비스 (3차)</w:t>
-            </w:r>
-          </w:p>
-        </w:tc>
-        <w:tc>
-          <w:tcPr>
-            <w:tcBorders>
-              <w:top w:color="0b57d0" w:space="0" w:sz="4" w:val="single"/>
-              <w:left w:color="0b57d0" w:space="0" w:sz="4" w:val="single"/>
-              <w:bottom w:color="0b57d0" w:space="0" w:sz="4" w:val="single"/>
-              <w:right w:color="0b57d0" w:space="0" w:sz="4" w:val="single"/>
-            </w:tcBorders>
-            <w:vAlign w:val="center"/>
-          </w:tcPr>
-          <w:p>
-            <w:pPr>
-              <w:widowControl w:val="0"/>
-              <w:spacing w:after="60" w:line="264" w:lineRule="auto"/>
-              <w:rPr>
-                <w:rFonts w:ascii="Malgun Gothic" w:cs="Malgun Gothic" w:eastAsia="Malgun Gothic" w:hAnsi="Malgun Gothic"/>
-                <w:b w:val="0"/>
-                <w:bCs w:val="0"/>
-                <w:sz w:val="17"/>
-                <w:szCs w:val="17"/>
-              </w:rPr>
-            </w:pPr>
-            <w:r>
-              <w:rPr>
-                <w:rFonts w:ascii="Malgun Gothic" w:cs="Malgun Gothic" w:eastAsia="Malgun Gothic" w:hAnsi="Malgun Gothic"/>
-                <w:b w:val="0"/>
-                <w:bCs w:val="0"/>
-                <w:sz w:val="17"/>
-                <w:szCs w:val="17"/>
-                <w:rtl w:val="0"/>
-              </w:rPr>
-              <w:t xml:space="preserve">중앙부처 · 지자체 복지서비스 API, 대한민국 공공서비스 정보 API</w:t>
-            </w:r>
-          </w:p>
-        </w:tc>
-        <w:tc>
-          <w:tcPr>
-            <w:tcBorders>
-              <w:top w:color="0b57d0" w:space="0" w:sz="4" w:val="single"/>
-              <w:left w:color="0b57d0" w:space="0" w:sz="4" w:val="single"/>
-              <w:bottom w:color="0b57d0" w:space="0" w:sz="4" w:val="single"/>
-              <w:right w:color="0b57d0" w:space="0" w:sz="4" w:val="single"/>
-            </w:tcBorders>
-            <w:vAlign w:val="center"/>
-          </w:tcPr>
-          <w:p>
-            <w:pPr>
-              <w:widowControl w:val="0"/>
-              <w:spacing w:after="60" w:line="264" w:lineRule="auto"/>
-              <w:rPr>
-                <w:rFonts w:ascii="Malgun Gothic" w:cs="Malgun Gothic" w:eastAsia="Malgun Gothic" w:hAnsi="Malgun Gothic"/>
-                <w:b w:val="0"/>
-                <w:bCs w:val="0"/>
-                <w:sz w:val="17"/>
-                <w:szCs w:val="17"/>
-              </w:rPr>
-            </w:pPr>
-            <w:r>
-              <w:rPr>
-                <w:rFonts w:ascii="Malgun Gothic" w:cs="Malgun Gothic" w:eastAsia="Malgun Gothic" w:hAnsi="Malgun Gothic"/>
-                <w:b w:val="0"/>
-                <w:bCs w:val="0"/>
-                <w:sz w:val="17"/>
-                <w:szCs w:val="17"/>
-                <w:rtl w:val="0"/>
-              </w:rPr>
-              <w:t xml:space="preserve">④-1 복지 검색</w:t>
-            </w:r>
-          </w:p>
-        </w:tc>
-        <w:tc>
-          <w:tcPr>
-            <w:tcBorders>
-              <w:top w:color="0b57d0" w:space="0" w:sz="4" w:val="single"/>
-              <w:left w:color="0b57d0" w:space="0" w:sz="4" w:val="single"/>
-              <w:bottom w:color="0b57d0" w:space="0" w:sz="4" w:val="single"/>
-              <w:right w:color="000000" w:space="0" w:sz="0" w:val="nil"/>
-            </w:tcBorders>
-            <w:vAlign w:val="center"/>
-          </w:tcPr>
-          <w:p>
-            <w:pPr>
-              <w:widowControl w:val="0"/>
-              <w:spacing w:after="60" w:line="264" w:lineRule="auto"/>
-              <w:rPr>
-                <w:rFonts w:ascii="Malgun Gothic" w:cs="Malgun Gothic" w:eastAsia="Malgun Gothic" w:hAnsi="Malgun Gothic"/>
-                <w:b w:val="0"/>
-                <w:bCs w:val="0"/>
-                <w:sz w:val="17"/>
-                <w:szCs w:val="17"/>
-              </w:rPr>
-            </w:pPr>
-            <w:r>
-              <w:rPr>
-                <w:rFonts w:ascii="Malgun Gothic" w:cs="Malgun Gothic" w:eastAsia="Malgun Gothic" w:hAnsi="Malgun Gothic"/>
-                <w:b w:val="0"/>
-                <w:bCs w:val="0"/>
-                <w:sz w:val="17"/>
-                <w:szCs w:val="17"/>
-                <w:rtl w:val="0"/>
-              </w:rPr>
-              <w:t xml:space="preserve">동의 후 필요한 최소 조건만 사용. 실시간 조회 · 캐시 · 동기화 방식 정할 것</w:t>
-            </w:r>
-          </w:p>
-        </w:tc>
-      </w:tr>
-      <w:tr>
-        <w:trPr>
-          <w:cantSplit w:val="1"/>
-          <w:tblHeader w:val="0"/>
-        </w:trPr>
-        <w:tc>
-          <w:tcPr>
-            <w:tcBorders>
-              <w:top w:color="0b57d0" w:space="0" w:sz="4" w:val="single"/>
-              <w:left w:color="000000" w:space="0" w:sz="0" w:val="nil"/>
-              <w:bottom w:color="0b57d0" w:space="0" w:sz="4" w:val="single"/>
-              <w:right w:color="0b57d0" w:space="0" w:sz="4" w:val="single"/>
-            </w:tcBorders>
-            <w:vAlign w:val="center"/>
-          </w:tcPr>
-          <w:p>
-            <w:pPr>
-              <w:widowControl w:val="0"/>
-              <w:spacing w:after="60" w:line="264" w:lineRule="auto"/>
-              <w:rPr>
-                <w:rFonts w:ascii="Malgun Gothic" w:cs="Malgun Gothic" w:eastAsia="Malgun Gothic" w:hAnsi="Malgun Gothic"/>
-                <w:sz w:val="17"/>
-                <w:szCs w:val="17"/>
-              </w:rPr>
-            </w:pPr>
-            <w:r>
-              <w:rPr>
-                <w:rFonts w:ascii="Malgun Gothic" w:cs="Malgun Gothic" w:eastAsia="Malgun Gothic" w:hAnsi="Malgun Gothic"/>
-                <w:sz w:val="17"/>
-                <w:szCs w:val="17"/>
-                <w:rtl w:val="0"/>
-              </w:rPr>
-              <w:t xml:space="preserve">대출 상품 (3차)</w:t>
-            </w:r>
-          </w:p>
-        </w:tc>
-        <w:tc>
-          <w:tcPr>
-            <w:tcBorders>
-              <w:top w:color="0b57d0" w:space="0" w:sz="4" w:val="single"/>
-              <w:left w:color="0b57d0" w:space="0" w:sz="4" w:val="single"/>
-              <w:bottom w:color="0b57d0" w:space="0" w:sz="4" w:val="single"/>
-              <w:right w:color="0b57d0" w:space="0" w:sz="4" w:val="single"/>
-            </w:tcBorders>
-            <w:vAlign w:val="center"/>
-          </w:tcPr>
-          <w:p>
-            <w:pPr>
-              <w:widowControl w:val="0"/>
-              <w:spacing w:after="60" w:line="264" w:lineRule="auto"/>
-              <w:rPr>
-                <w:rFonts w:ascii="Malgun Gothic" w:cs="Malgun Gothic" w:eastAsia="Malgun Gothic" w:hAnsi="Malgun Gothic"/>
-                <w:b w:val="0"/>
-                <w:bCs w:val="0"/>
-                <w:sz w:val="17"/>
-                <w:szCs w:val="17"/>
-              </w:rPr>
-            </w:pPr>
-            <w:r>
-              <w:rPr>
-                <w:rFonts w:ascii="Malgun Gothic" w:cs="Malgun Gothic" w:eastAsia="Malgun Gothic" w:hAnsi="Malgun Gothic"/>
-                <w:b w:val="0"/>
-                <w:bCs w:val="0"/>
-                <w:sz w:val="17"/>
-                <w:szCs w:val="17"/>
-                <w:rtl w:val="0"/>
-              </w:rPr>
-              <w:t xml:space="preserve">공식 · 제휴 금융상품 데이터 / 금융상품 한눈에(확인 출처)</w:t>
-            </w:r>
-          </w:p>
-        </w:tc>
-        <w:tc>
-          <w:tcPr>
-            <w:tcBorders>
-              <w:top w:color="0b57d0" w:space="0" w:sz="4" w:val="single"/>
-              <w:left w:color="0b57d0" w:space="0" w:sz="4" w:val="single"/>
-              <w:bottom w:color="0b57d0" w:space="0" w:sz="4" w:val="single"/>
-              <w:right w:color="0b57d0" w:space="0" w:sz="4" w:val="single"/>
-            </w:tcBorders>
-            <w:vAlign w:val="center"/>
-          </w:tcPr>
-          <w:p>
-            <w:pPr>
-              <w:widowControl w:val="0"/>
-              <w:spacing w:after="60" w:line="264" w:lineRule="auto"/>
-              <w:rPr>
-                <w:rFonts w:ascii="Malgun Gothic" w:cs="Malgun Gothic" w:eastAsia="Malgun Gothic" w:hAnsi="Malgun Gothic"/>
-                <w:b w:val="0"/>
-                <w:bCs w:val="0"/>
-                <w:sz w:val="17"/>
-                <w:szCs w:val="17"/>
-              </w:rPr>
-            </w:pPr>
-            <w:r>
-              <w:rPr>
-                <w:rFonts w:ascii="Malgun Gothic" w:cs="Malgun Gothic" w:eastAsia="Malgun Gothic" w:hAnsi="Malgun Gothic"/>
-                <w:b w:val="0"/>
-                <w:bCs w:val="0"/>
-                <w:sz w:val="17"/>
-                <w:szCs w:val="17"/>
-                <w:rtl w:val="0"/>
-              </w:rPr>
-              <w:t xml:space="preserve">④-2 대출 비교</w:t>
-            </w:r>
-          </w:p>
-        </w:tc>
-        <w:tc>
-          <w:tcPr>
-            <w:tcBorders>
-              <w:top w:color="0b57d0" w:space="0" w:sz="4" w:val="single"/>
-              <w:left w:color="0b57d0" w:space="0" w:sz="4" w:val="single"/>
-              <w:bottom w:color="0b57d0" w:space="0" w:sz="4" w:val="single"/>
-              <w:right w:color="000000" w:space="0" w:sz="0" w:val="nil"/>
-            </w:tcBorders>
-            <w:vAlign w:val="center"/>
-          </w:tcPr>
-          <w:p>
-            <w:pPr>
-              <w:widowControl w:val="0"/>
-              <w:spacing w:after="60" w:line="264" w:lineRule="auto"/>
-              <w:rPr>
-                <w:rFonts w:ascii="Malgun Gothic" w:cs="Malgun Gothic" w:eastAsia="Malgun Gothic" w:hAnsi="Malgun Gothic"/>
-                <w:b w:val="0"/>
-                <w:bCs w:val="0"/>
-                <w:sz w:val="17"/>
-                <w:szCs w:val="17"/>
-              </w:rPr>
-            </w:pPr>
-            <w:r>
-              <w:rPr>
-                <w:rFonts w:ascii="Malgun Gothic" w:cs="Malgun Gothic" w:eastAsia="Malgun Gothic" w:hAnsi="Malgun Gothic"/>
-                <w:b w:val="0"/>
-                <w:bCs w:val="0"/>
-                <w:sz w:val="17"/>
-                <w:szCs w:val="17"/>
-                <w:rtl w:val="0"/>
-              </w:rPr>
-              <w:t xml:space="preserve">사용 권한 확인된 데이터만 사용, 공개 API 여부 확인 전 직접 연동 확정 금지, 출처 · 갱신일 표시</w:t>
-            </w:r>
-          </w:p>
-        </w:tc>
-      </w:tr>
-      <w:tr>
-        <w:trPr>
-          <w:cantSplit w:val="1"/>
-          <w:tblHeader w:val="0"/>
-        </w:trPr>
-        <w:tc>
-          <w:tcPr>
-            <w:tcBorders>
-              <w:top w:color="0b57d0" w:space="0" w:sz="4" w:val="single"/>
-              <w:left w:color="000000" w:space="0" w:sz="0" w:val="nil"/>
-              <w:bottom w:color="0b57d0" w:space="0" w:sz="4" w:val="single"/>
-              <w:right w:color="0b57d0" w:space="0" w:sz="4" w:val="single"/>
-            </w:tcBorders>
-            <w:vAlign w:val="center"/>
-          </w:tcPr>
-          <w:p>
-            <w:pPr>
-              <w:widowControl w:val="0"/>
-              <w:spacing w:after="60" w:line="264" w:lineRule="auto"/>
-              <w:rPr>
-                <w:rFonts w:ascii="Malgun Gothic" w:cs="Malgun Gothic" w:eastAsia="Malgun Gothic" w:hAnsi="Malgun Gothic"/>
-                <w:sz w:val="17"/>
-                <w:szCs w:val="17"/>
-              </w:rPr>
-            </w:pPr>
-            <w:r>
-              <w:rPr>
-                <w:rFonts w:ascii="Malgun Gothic" w:cs="Malgun Gothic" w:eastAsia="Malgun Gothic" w:hAnsi="Malgun Gothic"/>
-                <w:sz w:val="17"/>
-                <w:szCs w:val="17"/>
-                <w:rtl w:val="0"/>
-              </w:rPr>
               <w:t xml:space="preserve">청년 정책 (후순위)</w:t>
             </w:r>
           </w:p>
@@ -18261,7 +17941,7 @@
                 <w:szCs w:val="17"/>
                 <w:rtl w:val="0"/>
               </w:rPr>
-              <w:t xml:space="preserve">정책 추천 · 벡터 DB 확장</w:t>
+              <w:t xml:space="preserve">정책 추천</w:t>
             </w:r>
           </w:p>
         </w:tc>
@@ -19814,7 +19494,7 @@
           <w:szCs w:val="20"/>
           <w:rtl w:val="0"/>
         </w:rPr>
-        <w:t xml:space="preserve">3주 차에 라우터 진입점 매핑, 예산 조정 모드 · LLM 출력 7항목 · 검수 실패 코드와 통계 카테고리 대응을 합의한다. 누락 필드 · 근거 · 기준 시각 · 검수 사유가 에이전트 사이에서 전달되도록 버전 관리한다.</w:t>
+        <w:t xml:space="preserve">4주 차 초에 라우터 진입점 매핑, 예산 조정 모드 · LLM 출력 7항목 · 검수 실패 코드와 통계 카테고리 대응을 합의한다. 누락 필드 · 근거 · 기준 시각 · 검수 사유가 에이전트 사이에서 전달되도록 버전 관리한다.</w:t>
       </w:r>
       <w:r>
         <w:rPr>
@@ -19845,7 +19525,7 @@
           <w:szCs w:val="20"/>
           <w:rtl w:val="0"/>
         </w:rPr>
-        <w:t xml:space="preserve">계산 엔진은 하나의 소스로 관리하고 교차 리뷰한다. 요구사항정의서는 10/14 수정 기준(한 요구사항에 한 동작, 판단 주체 명시, 삭제 기능은 ‘삭제(10/14)’)으로, WBS · 화면설계서는 별도 원본을 확인한 뒤 동기화한다. 표지의 저장소 경로도 실제 협업 저장소와 대조 후 확정하며 이번 개정에서 임의 변경하지 않는다.</w:t>
+        <w:t xml:space="preserve">계산 엔진은 하나의 소스로 관리하고 교차 리뷰한다. 요구사항정의서 · WBS · 화면설계서는 같은 기준으로 동기화한다.</w:t>
       </w:r>
       <w:r>
         <w:rPr>
@@ -20438,7 +20118,7 @@
                 <w:szCs w:val="18"/>
                 <w:rtl w:val="0"/>
               </w:rPr>
-              <w:t xml:space="preserve">전처리 · DB 설계 완료, 분류 · 비율 기준선, React 초기 설정 · 온보딩 · 추천 예산 화면, 라우터 · 통합 챗봇 골격, 회원 · CODEF 연결 화면, 벡터 DB 구축</w:t>
+              <w:t xml:space="preserve">전처리 · DB 설계 완료, 분류 · 비율 기준선, React 초기 설정 · 온보딩 · 추천 예산 화면, 라우터 · 통합 챗봇 골격, 회원 · CODEF 연결 화면</w:t>
             </w:r>
           </w:p>
         </w:tc>
@@ -20994,7 +20674,7 @@
           <w:szCs w:val="18"/>
           <w:rtl w:val="0"/>
         </w:rPr>
-        <w:t xml:space="preserve">유사 서비스 (확인일 2026. 10. 7.)</w:t>
+        <w:t xml:space="preserve">유사 서비스 (확인일 2026. 10. 15.)</w:t>
       </w:r>
     </w:p>
     <w:p>
@@ -21055,39 +20735,6 @@
             <w:rtl w:val="0"/>
           </w:rPr>
           <w:t xml:space="preserve">[S2] 뱅크샐러드 공식 고객센터 월간 소비 리포트 안내</w:t>
-        </w:r>
-      </w:hyperlink>
-      <w:r>
-        <w:rPr>
-          <w:rtl w:val="0"/>
-        </w:rPr>
-      </w:r>
-    </w:p>
-    <w:p>
-      <w:pPr>
-        <w:widowControl w:val="0"/>
-        <w:spacing w:after="100" w:lineRule="auto"/>
-        <w:rPr>
-          <w:rFonts w:ascii="Malgun Gothic" w:cs="Malgun Gothic" w:eastAsia="Malgun Gothic" w:hAnsi="Malgun Gothic"/>
-          <w:b w:val="0"/>
-          <w:bCs w:val="0"/>
-          <w:sz w:val="16"/>
-          <w:szCs w:val="16"/>
-        </w:rPr>
-      </w:pPr>
-      <w:hyperlink r:id="rId13">
-        <w:r>
-          <w:rPr>
-            <w:rFonts w:ascii="Malgun Gothic" w:cs="Malgun Gothic" w:eastAsia="Malgun Gothic" w:hAnsi="Malgun Gothic"/>
-            <w:b w:val="0"/>
-            <w:bCs w:val="0"/>
-            <w:color w:val="0b57d0"/>
-            <w:sz w:val="16"/>
-            <w:szCs w:val="16"/>
-            <w:u w:val="single"/>
-            <w:rtl w:val="0"/>
-          </w:rPr>
-          <w:t xml:space="preserve">[S3] 카카오뱅크 공식 세이프박스 안내</w:t>
         </w:r>
       </w:hyperlink>
       <w:r>

--- a/산출물/01_기획/4팀_프로젝트_기획서.docx
+++ b/산출물/01_기획/4팀_프로젝트_기획서.docx
@@ -2250,7 +2250,7 @@
                 <w:szCs w:val="18"/>
                 <w:rtl w:val="0"/>
               </w:rPr>
-              <w:t xml:space="preserve">React 기반 모바일 웹 / React Native 앱은 후속 개발</w:t>
+              <w:t xml:space="preserve">Django 템플릿 + HTMX 기반 모바일 웹 / 네이티브 앱은 후속 개발</w:t>
             </w:r>
           </w:p>
         </w:tc>
@@ -4273,7 +4273,7 @@
                 <w:szCs w:val="18"/>
                 <w:rtl w:val="0"/>
               </w:rPr>
-              <w:t xml:space="preserve">가구 형태(1인/2인 이상) · 소득에 따라 생활비가 다르다</w:t>
+              <w:t xml:space="preserve">자차 보유 여부 · 소득에 따라 생활비가 다르다</w:t>
             </w:r>
           </w:p>
         </w:tc>
@@ -4308,7 +4308,7 @@
                 <w:szCs w:val="18"/>
                 <w:rtl w:val="0"/>
               </w:rPr>
-              <w:t xml:space="preserve">연령대 · 성별 · 가구 형태 · 소득으로 ML이 카테고리 비율을 예측해 초안 생성</w:t>
+              <w:t xml:space="preserve">연령대 · 성별 · 자차 보유 여부 · 소득으로 ML이 카테고리 비율을 예측해 초안 생성</w:t>
             </w:r>
           </w:p>
         </w:tc>
@@ -6039,7 +6039,7 @@
                 <w:szCs w:val="18"/>
                 <w:rtl w:val="0"/>
               </w:rPr>
-              <w:t xml:space="preserve">연령대 · 성별 · 가구 형태(1인/2인 이상) · 소득 · 우선순위 1~3위 · 예산 방향(생활 안정형/저축 집중형)을 바탕으로 ML이 카테고리별 예산 초안을 추천한다. 데이터가 부족하면 통계 참고값 · 규칙 기반 초안을 사용한다.</w:t>
+              <w:t xml:space="preserve">연령대 · 성별 · 자차 보유 여부 · 소득 · 우선순위 1~3위 · 예산 방향(생활 안정형/저축 집중형)을 바탕으로 ML이 카테고리별 예산 초안을 추천한다. 데이터가 부족하면 통계 참고값 · 규칙 기반 초안을 사용한다.</w:t>
             </w:r>
           </w:p>
         </w:tc>
@@ -7719,7 +7719,7 @@
                 <w:szCs w:val="17"/>
                 <w:rtl w:val="0"/>
               </w:rPr>
-              <w:t xml:space="preserve">생년월일(연령대) · 성별 · 가구 형태(1인/2인 이상) · 우선순위 1~3위, 월급 · 고정지출(3회 이상 반복 탐지), 예산 방향 2개 · 지킬 돈 입력. </w:t>
+              <w:t xml:space="preserve">생년월일(연령대) · 성별 · 자차 보유 여부 · 우선순위 1~3위, 월급 · 고정지출(3회 이상 반복 탐지), 예산 방향 2개 · 지킬 돈 입력. </w:t>
             </w:r>
           </w:p>
           <w:p>
@@ -9697,7 +9697,7 @@
                 <w:szCs w:val="18"/>
                 <w:rtl w:val="0"/>
               </w:rPr>
-              <w:t xml:space="preserve">React</w:t>
+              <w:t xml:space="preserve">Django 템플릿 · HTMX</w:t>
             </w:r>
           </w:p>
         </w:tc>
@@ -9804,7 +9804,7 @@
                 <w:szCs w:val="18"/>
                 <w:rtl w:val="0"/>
               </w:rPr>
-              <w:t xml:space="preserve">Python · FastAPI, Amazon Cognito (JWT)</w:t>
+              <w:t xml:space="preserve">Python · Django, Amazon Cognito (JWT)</w:t>
             </w:r>
           </w:p>
         </w:tc>
@@ -10267,7 +10267,7 @@
                 <w:szCs w:val="18"/>
                 <w:rtl w:val="0"/>
               </w:rPr>
-              <w:t xml:space="preserve">Reverse Proxy · FastAPI · AI Worker 3개 컨테이너</w:t>
+              <w:t xml:space="preserve">Reverse Proxy · Django · AI Worker 3개 컨테이너</w:t>
             </w:r>
           </w:p>
         </w:tc>
@@ -10422,7 +10422,7 @@
           <w:szCs w:val="17"/>
           <w:rtl w:val="0"/>
         </w:rPr>
-        <w:t xml:space="preserve">※ 1차 제공 형태는 React 모바일 웹이다. React Native는 후속 앱 개발 단계로 분리하며 화면·기기 기능 대응 작업이 별도로 필요하다. 나머지 기술은 팀 숙련도와 최소 구현 검증 결과로 확정한다.</w:t>
+        <w:t xml:space="preserve">※ 1차 제공 형태는 Django 템플릿과 HTMX로 만든 모바일 웹이다. 화면과 서버를 Django 하나로 구현한다. 네이티브 앱은 후속 개발 단계로 분리하며 화면·기기 기능 대응 작업이 별도로 필요하다. 나머지 기술은 팀 숙련도와 최소 구현 검증 결과로 확정한다.</w:t>
       </w:r>
     </w:p>
     <w:p>
@@ -10494,7 +10494,7 @@
           <w:szCs w:val="20"/>
           <w:rtl w:val="0"/>
         </w:rPr>
-        <w:t xml:space="preserve">1차(MVP)는 회원·계좌 연결(카드 · 대출 선택), 예산 설계(추천 예산 1개 · 초안 수정·자물쇠), 거래 분류, 홈 · 더 써도 되는 돈, 예산 조정(초안 조정 · 평소 조정), 통합 챗봇(소비 분석 · 예산 조정), 머니 쿠션이다. 1차 통합 점검 후 2차(소액 돌발 지출 · 카테고리 초과 감지 → 예산 조정, 소비 분석 화면 · 예산 변경 이력, 알림)와 3차(큰 지출 상담: 동의 기반 복지 검색·대출 비교)를 차례로 붙인다. 카드 OCR은 검증 후 채택 여부를 정한다. 일정·예정 지출(Google Calendar), 목표, 청년 정책 추천, 예적금·카드 추천은 후순위로, 소비 분석 화면의 LLM 문장 생성과 React Native 앱은 후속 기능으로 둔다. 예산 변경은 사용자 승인 후 적용하며, 복지·대출은 비교 정보만 제공한다. 송금·결제·금융 신청·가입·대출 실행은 하지 않는다. </w:t>
+        <w:t xml:space="preserve">1차(MVP)는 회원·계좌 연결(카드 · 대출 선택), 예산 설계(추천 예산 1개 · 초안 수정·자물쇠), 거래 분류, 홈 · 더 써도 되는 돈, 예산 조정(초안 조정 · 평소 조정), 통합 챗봇(소비 분석 · 예산 조정), 머니 쿠션이다. 1차 통합 점검 후 2차(소액 돌발 지출 · 카테고리 초과 감지 → 예산 조정, 소비 분석 화면 · 예산 변경 이력, 알림)와 3차(큰 지출 상담: 동의 기반 복지 검색·대출 비교)를 차례로 붙인다. 카드 OCR은 검증 후 채택 여부를 정한다. 일정·예정 지출(Google Calendar), 목표, 청년 정책 추천, 예적금·카드 추천은 후순위로, 소비 분석 화면의 LLM 문장 생성과 네이티브 앱은 후속 기능으로 둔다. 예산 변경은 사용자 승인 후 적용하며, 복지·대출은 비교 정보만 제공한다. 송금·결제·금융 신청·가입·대출 실행은 하지 않는다. </w:t>
       </w:r>
     </w:p>
     <w:p>
@@ -13203,7 +13203,7 @@
                 <w:szCs w:val="17"/>
                 <w:rtl w:val="0"/>
               </w:rPr>
-              <w:t xml:space="preserve">연령대 · 성별 · 가구 형태 · 소득 (개인 소비 이력 반영은 후속)</w:t>
+              <w:t xml:space="preserve">연령대 · 성별 · 자차 보유 여부 · 소득 (개인 소비 이력 반영은 후속)</w:t>
             </w:r>
           </w:p>
         </w:tc>
@@ -13238,7 +13238,7 @@
                 <w:szCs w:val="17"/>
                 <w:rtl w:val="0"/>
               </w:rPr>
-              <w:t xml:space="preserve">연령대 · 가구 형태 · 소득</w:t>
+              <w:t xml:space="preserve">연령대 · 자차 보유 여부 · 소득</w:t>
             </w:r>
           </w:p>
         </w:tc>
@@ -13902,7 +13902,7 @@
           <w:szCs w:val="20"/>
           <w:rtl w:val="0"/>
         </w:rPr>
-        <w:t xml:space="preserve">사용자가 고른 예산 방향(생활 안정형/저축 집중형)에 따라 생활비 · 저축의 큰 비율을 규칙으로 정하고, ML이 연령대 · 성별 · 가구 형태 · 소득으로 생활비 카테고리별 권장 비율을 예측한다. LLM은 사용자의 예산 방향 · 우선순위를 해석해 허용 범위 안에서 비율을 보정하고 근거를 설명하며, 계산 엔진이 비율을 금액으로 바꾸고 합계를 검증한다. 추천 예산 1개를 제시하고 사용자가 자물쇠를 설정해 확정하며, 초안 제시 이후의 수정 요청은 예산 조정 에이전트의 초안 조정 모드로 넘긴다. 집계 통계를 개인 단위 학습 자료로 간주하지 않는다.</w:t>
+        <w:t xml:space="preserve">사용자가 고른 예산 방향(생활 안정형/저축 집중형)에 따라 생활비 · 저축의 큰 비율을 규칙으로 정하고, ML이 연령대 · 성별 · 자차 보유 여부 · 소득으로 생활비 카테고리별 권장 비율을 예측한다. LLM은 사용자의 예산 방향 · 우선순위를 해석해 허용 범위 안에서 비율을 보정하고 근거를 설명하며, 계산 엔진이 비율을 금액으로 바꾸고 합계를 검증한다. 추천 예산 1개를 제시하고 사용자가 자물쇠를 설정해 확정하며, 초안 제시 이후의 수정 요청은 예산 조정 에이전트의 초안 조정 모드로 넘긴다. 집계 통계를 개인 단위 학습 자료로 간주하지 않는다.</w:t>
       </w:r>
     </w:p>
     <w:p>
@@ -16083,7 +16083,7 @@
           <w:szCs w:val="20"/>
           <w:rtl w:val="0"/>
         </w:rPr>
-        <w:t xml:space="preserve">CODEF 계좌(필수) · 카드 · 대출(선택) 자료, 사용자 · 가구 정보와 우선순위를 먼저 확보한다. 통계 · 상권 · 복지 · 금융상품 데이터와 예산 이력은 목적별로 추가한다. 실제 연동 권한이나 학습 데이터 확보 전에는 모의 데이터로 인터페이스를 검증하며 확보 완료로 보고하지 않는다.</w:t>
+        <w:t xml:space="preserve">CODEF 계좌(필수) · 카드 · 대출(선택) 자료, 사용자 정보(연령대 · 성별 · 자차 보유 여부)와 우선순위를 먼저 확보한다. 통계 · 상권 · 복지 · 금융상품 데이터와 예산 이력은 목적별로 추가한다. 실제 연동 권한이나 학습 데이터 확보 전에는 모의 데이터로 인터페이스를 검증하며 확보 완료로 보고하지 않는다.</w:t>
       </w:r>
     </w:p>
     <w:p>
@@ -16414,7 +16414,7 @@
                 <w:szCs w:val="17"/>
                 <w:rtl w:val="0"/>
               </w:rPr>
-              <w:t xml:space="preserve">생년월일(연령대) · 성별 · 가구 형태(1인/2인 이상) · 우선순위 1~3위 · 월급(주기 · 실수령액 · 급여일) · 예산 방향 · 지킬 돈. 만 14세 미만 가입 불가</w:t>
+              <w:t xml:space="preserve">생년월일(연령대) · 성별 · 자차 보유 여부 · 우선순위 1~3위 · 월급(주기 · 실수령액 · 급여일) · 예산 방향 · 지킬 돈. 만 14세 미만 가입 불가</w:t>
             </w:r>
           </w:p>
         </w:tc>
@@ -17408,7 +17408,7 @@
                 <w:szCs w:val="17"/>
                 <w:rtl w:val="0"/>
               </w:rPr>
-              <w:t xml:space="preserve">성별·소득·연령·가구원 수 결합 가능성 검증. 학습/평가 분리·누수 방지. 확보 전 규칙·통계 참고값 대체</w:t>
+              <w:t xml:space="preserve">성별·소득·연령·자차 보유 결합 가능성 검증. 학습/평가 분리·누수 방지. 확보 전 규칙·통계 참고값 대체</w:t>
             </w:r>
           </w:p>
         </w:tc>
@@ -20118,7 +20118,7 @@
                 <w:szCs w:val="18"/>
                 <w:rtl w:val="0"/>
               </w:rPr>
-              <w:t xml:space="preserve">전처리 · DB 설계 완료, 분류 · 비율 기준선, React 초기 설정 · 온보딩 · 추천 예산 화면, 라우터 · 통합 챗봇 골격, 회원 · CODEF 연결 화면</w:t>
+              <w:t xml:space="preserve">전처리 · DB 설계 완료, 분류 · 비율 기준선, Django 화면 초기 설정 · 온보딩 · 추천 예산 화면, 라우터 · 통합 챗봇 골격, 회원 · CODEF 연결 화면</w:t>
             </w:r>
           </w:p>
         </w:tc>

--- a/산출물/01_기획/4팀_프로젝트_기획서.docx
+++ b/산출물/01_기획/4팀_프로젝트_기획서.docx
@@ -2250,7 +2250,7 @@
                 <w:szCs w:val="18"/>
                 <w:rtl w:val="0"/>
               </w:rPr>
-              <w:t xml:space="preserve">Django 템플릿 + HTMX 기반 모바일 웹 / 네이티브 앱은 후속 개발</w:t>
+              <w:t xml:space="preserve">React 화면 + Django API 기반 모바일 웹 / 네이티브 앱은 후속 개발</w:t>
             </w:r>
           </w:p>
         </w:tc>
@@ -9697,7 +9697,7 @@
                 <w:szCs w:val="18"/>
                 <w:rtl w:val="0"/>
               </w:rPr>
-              <w:t xml:space="preserve">Django 템플릿 · HTMX</w:t>
+              <w:t xml:space="preserve">React · Vite (Django API와 JSON 통신)</w:t>
             </w:r>
           </w:p>
         </w:tc>
@@ -9804,7 +9804,7 @@
                 <w:szCs w:val="18"/>
                 <w:rtl w:val="0"/>
               </w:rPr>
-              <w:t xml:space="preserve">Python · Django, Amazon Cognito (JWT)</w:t>
+              <w:t xml:space="preserve">Python · Django · Django REST framework, 자체 회원 · 세션 로그인</w:t>
             </w:r>
           </w:p>
         </w:tc>
@@ -10267,7 +10267,7 @@
                 <w:szCs w:val="18"/>
                 <w:rtl w:val="0"/>
               </w:rPr>
-              <w:t xml:space="preserve">Reverse Proxy · Django · AI Worker 3개 컨테이너</w:t>
+              <w:t xml:space="preserve">Reverse Proxy(React 빌드 파일) · Django · AI Worker 3개 컨테이너</w:t>
             </w:r>
           </w:p>
         </w:tc>
@@ -10422,7 +10422,7 @@
           <w:szCs w:val="17"/>
           <w:rtl w:val="0"/>
         </w:rPr>
-        <w:t xml:space="preserve">※ 1차 제공 형태는 Django 템플릿과 HTMX로 만든 모바일 웹이다. 화면과 서버를 Django 하나로 구현한다. 네이티브 앱은 후속 개발 단계로 분리하며 화면·기기 기능 대응 작업이 별도로 필요하다. 나머지 기술은 팀 숙련도와 최소 구현 검증 결과로 확정한다.</w:t>
+        <w:t xml:space="preserve">※ 1차 제공 형태는 React로 만든 모바일 웹이다. 화면은 React, 데이터 · 계산 · 인증은 Django API(DRF)가 맡는다. 네이티브 앱은 후속 개발 단계로 분리하며 화면·기기 기능 대응 작업이 별도로 필요하다. 나머지 기술은 팀 숙련도와 최소 구현 검증 결과로 확정한다.</w:t>
       </w:r>
     </w:p>
     <w:p>
@@ -20118,7 +20118,7 @@
                 <w:szCs w:val="18"/>
                 <w:rtl w:val="0"/>
               </w:rPr>
-              <w:t xml:space="preserve">전처리 · DB 설계 완료, 분류 · 비율 기준선, Django 화면 초기 설정 · 온보딩 · 추천 예산 화면, 라우터 · 통합 챗봇 골격, 회원 · CODEF 연결 화면</w:t>
+              <w:t xml:space="preserve">전처리 · DB 설계 완료, 분류 · 비율 기준선, React 화면 · Django API 초기 설정 · 온보딩 · 추천 예산 화면, 라우터 · 통합 챗봇 골격, 회원 · CODEF 연결 화면</w:t>
             </w:r>
           </w:p>
         </w:tc>

--- a/산출물/01_기획/4팀_프로젝트_기획서.docx
+++ b/산출물/01_기획/4팀_프로젝트_기획서.docx
@@ -601,7 +601,7 @@
                 <w:szCs w:val="24"/>
                 <w:rtl w:val="0"/>
               </w:rPr>
-              <w:t xml:space="preserve">최초 제출 2026. 10. 8. / 개정 2026. 10. 15.</w:t>
+              <w:t>최초 제출 2026. 10. 8. / 개정 2026. 10. 20.</w:t>
             </w:r>
           </w:p>
         </w:tc>
@@ -1631,7 +1631,7 @@
           <w:szCs w:val="20"/>
           <w:rtl w:val="0"/>
         </w:rPr>
-        <w:t xml:space="preserve">)를 함께 판단해 주는 AI 금융 코치 서비스다. 월세·카드대금처럼 꼭 나갈 돈을 먼저 확보한 뒤, 남은 돈을 저축·머니 쿠션·카테고리별 생활비 예산·여윳돈으로 나누어 보여준다. 규칙 라우터가 상황에 맞는 4개의 AI 에이전트(거래 분류·예산 설계·예산 조정·큰 지출 상담)를 연결해 분류·예산 초안·조정안을 제안한다. 금액은 계산 엔진이 검수하며, 예산 변경은 사용자가 승인한 경우에만 적용한다.</w:t>
+        <w:t>)를 함께 판단해 주는 AI 금융 코치 서비스다. 월세·카드대금처럼 꼭 나갈 돈을 먼저 확보한 뒤, 남은 돈을 저축·머니 쿠션·카테고리별 생활비 예산·여윳돈으로 나누어 보여준다. 라우터가 사용자의 문장과 버튼 · 진입점을 보고 상황에 맞는 4개의 AI 에이전트(거래 분류·예산 설계·예산 조정·큰 지출 상담)를 연결해 분류·예산 초안·조정안을 제안한다. 금액은 계산 엔진이 검수하며, 예산 변경은 사용자가 승인한 경우에만 적용한다.</w:t>
       </w:r>
     </w:p>
     <w:p>
@@ -7211,7 +7211,7 @@
           <w:szCs w:val="20"/>
           <w:rtl w:val="0"/>
         </w:rPr>
-        <w:t xml:space="preserve">규칙 라우터와 빠른 조회</w:t>
+        <w:t>라우터와 빠른 조회</w:t>
       </w:r>
       <w:r>
         <w:rPr>
@@ -7222,7 +7222,7 @@
           <w:szCs w:val="20"/>
           <w:rtl w:val="0"/>
         </w:rPr>
-        <w:t xml:space="preserve"> : 잔액 · 더 써도 되는 돈 같은 조회는 LLM 없이 DB · 계산 엔진으로 즉시 처리한다. 라우터도 LLM을 쓰지 않고 버튼 선택과 시스템 진입점으로 담당 에이전트 · 모드를 정하며, 판단이 필요한 요청만 작업 큐를 거쳐 AI Worker에서 처리한다.</w:t>
+        <w:t xml:space="preserve"> : 잔액 · 더 써도 되는 돈 같은 조회는 LLM 없이 DB · 계산 엔진으로 즉시 처리한다. 라우터는 버튼 선택과 시스템 진입점은 규칙으로, 자유 입력 문장은 LLM 의도 분류로 담당 에이전트 · 모드를 정하며, 판단이 필요한 요청만 작업 큐를 거쳐 AI Worker에서 처리한다.</w:t>
       </w:r>
       <w:r>
         <w:rPr>
@@ -7371,7 +7371,7 @@
           <w:szCs w:val="20"/>
           <w:rtl w:val="0"/>
         </w:rPr>
-        <w:t xml:space="preserve">버튼 기반 통합 챗봇</w:t>
+        <w:t>자연어 기반 통합 챗봇</w:t>
       </w:r>
       <w:r>
         <w:rPr>
@@ -7382,7 +7382,7 @@
           <w:szCs w:val="20"/>
           <w:rtl w:val="0"/>
         </w:rPr>
-        <w:t xml:space="preserve"> : 첫 화면에 자유 입력란 없이 선택지 3개(예산 조정 · 큰 지출 상담 · 소비 분석)를 제공하고, 에이전트 전환도 버튼 · 메뉴로 한다. 자유 문장으로 전환하는 기능은 후속 LLM 라우터 범위로 둔다. 1차(MVP)에서는 소비 분석(내 소비 집계 기반)과 예산 조정을 제공하고, 큰 지출 상담(3차)은 ‘준비 중’으로 비활성화 표시한다.</w:t>
+        <w:t xml:space="preserve"> : 첫 화면에 자유 입력창과 추천 선택지 3개(소비 분석 · 예산 조정 · 큰 지출 상담)를 함께 제공한다. 사용자가 ‘지난달보다 얼마나 썼어?’처럼 문장으로 요청하면 라우터가 의도와 요청 정보(기간 · 카테고리 · 금액 등)를 뽑아 맞는 기능에 넘기고, 애매하면 선택지를 보여주며 되묻는다. 에이전트 전환은 버튼 · 메뉴 또는 문장으로 하며, 문장으로 전환할 때는 사용자에게 한 번 확인한다. 1차(MVP)에서는 소비 분석(내 소비 집계 기반)과 예산 조정을 제공하고, 큰 지출 상담(3차)은 ‘준비 중’으로 비활성화 표시한다.</w:t>
       </w:r>
       <w:r>
         <w:rPr>
@@ -8067,7 +8067,7 @@
                 <w:szCs w:val="17"/>
                 <w:rtl w:val="0"/>
               </w:rPr>
-              <w:t xml:space="preserve">하단 탭. 첫 화면 자유 입력란 없이 선택지 3개(소비 분석 · 예산 조정 · 큰 지출 상담), 1차에서는 큰 지출 상담만 ‘준비 중’ 비활성. 소비 분석을 내 소비 집계 기반으로 제공. 규칙 라우터가 에이전트 · 모드 연결, 홈 버튼에서도 같은 창, 전환은 버튼 · 메뉴</w:t>
+              <w:t>하단 탭. 첫 화면에 자유 입력창 + 추천 선택지 3개(소비 분석 · 예산 조정 · 큰 지출 상담), 1차에서는 큰 지출 상담만 ‘준비 중’ 비활성. 소비 분석을 내 소비 집계 기반으로 제공. 라우터가 문장(LLM 의도 분류) · 버튼(규칙)으로 에이전트 · 모드 연결, 홈 버튼에서도 같은 창, 전환은 버튼 · 메뉴 · 문장</w:t>
             </w:r>
           </w:p>
         </w:tc>
@@ -9911,7 +9911,7 @@
                 <w:szCs w:val="18"/>
                 <w:rtl w:val="0"/>
               </w:rPr>
-              <w:t xml:space="preserve">규칙 라우터 + LLM 에이전트 4개(AI Worker)</w:t>
+              <w:t>LLM 라우터(버튼 · 진입점은 규칙) + LLM 에이전트 4개(AI Worker)</w:t>
             </w:r>
           </w:p>
         </w:tc>
@@ -10657,7 +10657,7 @@
           <w:szCs w:val="20"/>
           <w:rtl w:val="0"/>
         </w:rPr>
-        <w:t xml:space="preserve">라우터는 규칙으로 동작하고, LLM은 의도 해석 · 우선순위 판단 · 재분배안 작성 · 결과 설명을 담당한다. ML은 거래 분류 · 카테고리 비율을 예측하고(또래 기대 소비 예측은 2차), 계산 엔진이 기준 금액 · 합계 · 안전 소비액을 계산하며 조건을 검수한다. 예산 변경은 엔진 검수 통과 후 사용자 승인으로만 반영하고, 확정 전 복지 지원금과 대출은 확보 자금으로 보지 않는다.</w:t>
+        <w:t>라우터는 버튼 · 진입점은 규칙으로, 자유 입력 문장은 LLM 의도 분류로 동작하고, LLM은 의도 해석 · 우선순위 판단 · 재분배안 작성 · 결과 설명을 담당한다. ML은 거래 분류 · 카테고리 비율을 예측하고(또래 기대 소비 예측은 2차), 계산 엔진이 기준 금액 · 합계 · 안전 소비액을 계산하며 조건을 검수한다. 예산 변경은 엔진 검수 통과 후 사용자 승인으로만 반영하고, 확정 전 복지 지원금과 대출은 확보 자금으로 보지 않는다.</w:t>
       </w:r>
     </w:p>
     <w:tbl>
@@ -10823,42 +10823,42 @@
                 <w:szCs w:val="18"/>
                 <w:rtl w:val="0"/>
               </w:rPr>
-              <w:t xml:space="preserve">라우터 (규칙)</w:t>
-            </w:r>
-          </w:p>
-        </w:tc>
-        <w:tc>
-          <w:tcPr>
-            <w:tcBorders>
-              <w:top w:color="0b57d0" w:space="0" w:sz="4" w:val="single"/>
-              <w:left w:color="0b57d0" w:space="0" w:sz="4" w:val="single"/>
-              <w:bottom w:color="0b57d0" w:space="0" w:sz="4" w:val="single"/>
-              <w:right w:color="0b57d0" w:space="0" w:sz="4" w:val="single"/>
-            </w:tcBorders>
-            <w:vAlign w:val="center"/>
-          </w:tcPr>
-          <w:p>
-            <w:pPr>
-              <w:widowControl w:val="0"/>
-              <w:spacing w:after="60" w:line="264" w:lineRule="auto"/>
-              <w:rPr>
-                <w:rFonts w:ascii="Malgun Gothic" w:cs="Malgun Gothic" w:eastAsia="Malgun Gothic" w:hAnsi="Malgun Gothic"/>
-                <w:b w:val="0"/>
-                <w:bCs w:val="0"/>
-                <w:sz w:val="18"/>
-                <w:szCs w:val="18"/>
-              </w:rPr>
-            </w:pPr>
-            <w:r>
-              <w:rPr>
-                <w:rFonts w:ascii="Malgun Gothic" w:cs="Malgun Gothic" w:eastAsia="Malgun Gothic" w:hAnsi="Malgun Gothic"/>
-                <w:b w:val="0"/>
-                <w:bCs w:val="0"/>
-                <w:sz w:val="18"/>
-                <w:szCs w:val="18"/>
-                <w:rtl w:val="0"/>
-              </w:rPr>
-              <w:t xml:space="preserve">버튼 · 메뉴 선택과 시스템 진입점으로 담당 에이전트 · 조정 모드 지정</w:t>
+              <w:t>라우터 (LLM + 규칙)</w:t>
+            </w:r>
+          </w:p>
+        </w:tc>
+        <w:tc>
+          <w:tcPr>
+            <w:tcBorders>
+              <w:top w:color="0b57d0" w:space="0" w:sz="4" w:val="single"/>
+              <w:left w:color="0b57d0" w:space="0" w:sz="4" w:val="single"/>
+              <w:bottom w:color="0b57d0" w:space="0" w:sz="4" w:val="single"/>
+              <w:right w:color="0b57d0" w:space="0" w:sz="4" w:val="single"/>
+            </w:tcBorders>
+            <w:vAlign w:val="center"/>
+          </w:tcPr>
+          <w:p>
+            <w:pPr>
+              <w:widowControl w:val="0"/>
+              <w:spacing w:after="60" w:line="264" w:lineRule="auto"/>
+              <w:rPr>
+                <w:rFonts w:ascii="Malgun Gothic" w:cs="Malgun Gothic" w:eastAsia="Malgun Gothic" w:hAnsi="Malgun Gothic"/>
+                <w:b w:val="0"/>
+                <w:bCs w:val="0"/>
+                <w:sz w:val="18"/>
+                <w:szCs w:val="18"/>
+              </w:rPr>
+            </w:pPr>
+            <w:r>
+              <w:rPr>
+                <w:rFonts w:ascii="Malgun Gothic" w:cs="Malgun Gothic" w:eastAsia="Malgun Gothic" w:hAnsi="Malgun Gothic"/>
+                <w:b w:val="0"/>
+                <w:bCs w:val="0"/>
+                <w:sz w:val="18"/>
+                <w:szCs w:val="18"/>
+                <w:rtl w:val="0"/>
+              </w:rPr>
+              <w:t>자유 입력 문장의 의도 · 요청 정보 분류(LLM), 버튼 · 메뉴 선택과 시스템 진입점으로 담당 에이전트 · 조정 모드 지정(규칙)</w:t>
             </w:r>
           </w:p>
         </w:tc>
@@ -10893,7 +10893,7 @@
                 <w:szCs w:val="18"/>
                 <w:rtl w:val="0"/>
               </w:rPr>
-              <w:t xml:space="preserve">자유 입력 문장 해석 (후속 LLM 라우터)</w:t>
+              <w:t>금액 계산 · 예산 변경, 사용자 확인 없는 에이전트 전환</w:t>
             </w:r>
           </w:p>
         </w:tc>
@@ -11592,77 +11592,77 @@
                 <w:szCs w:val="17"/>
                 <w:rtl w:val="0"/>
               </w:rPr>
-              <w:t xml:space="preserve">라우터 (규칙)</w:t>
-            </w:r>
-          </w:p>
-        </w:tc>
-        <w:tc>
-          <w:tcPr>
-            <w:tcBorders>
-              <w:top w:color="0b57d0" w:space="0" w:sz="4" w:val="single"/>
-              <w:left w:color="0b57d0" w:space="0" w:sz="4" w:val="single"/>
-              <w:bottom w:color="0b57d0" w:space="0" w:sz="4" w:val="single"/>
-              <w:right w:color="0b57d0" w:space="0" w:sz="4" w:val="single"/>
-            </w:tcBorders>
-            <w:vAlign w:val="center"/>
-          </w:tcPr>
-          <w:p>
-            <w:pPr>
-              <w:widowControl w:val="0"/>
-              <w:spacing w:after="60" w:line="264" w:lineRule="auto"/>
-              <w:rPr>
-                <w:rFonts w:ascii="Malgun Gothic" w:cs="Malgun Gothic" w:eastAsia="Malgun Gothic" w:hAnsi="Malgun Gothic"/>
-                <w:b w:val="0"/>
-                <w:bCs w:val="0"/>
-                <w:sz w:val="17"/>
-                <w:szCs w:val="17"/>
-              </w:rPr>
-            </w:pPr>
-            <w:r>
-              <w:rPr>
-                <w:rFonts w:ascii="Malgun Gothic" w:cs="Malgun Gothic" w:eastAsia="Malgun Gothic" w:hAnsi="Malgun Gothic"/>
-                <w:b w:val="0"/>
-                <w:bCs w:val="0"/>
-                <w:sz w:val="17"/>
-                <w:szCs w:val="17"/>
-                <w:rtl w:val="0"/>
-              </w:rPr>
-              <w:t xml:space="preserve">버튼 · 메뉴 선택과 진입점(새 거래 · 온보딩 완료 · 월말 / 2차: 초과 감지 · 돌발 다시 짜기)으로 담당 에이전트와 조정 모드 지정</w:t>
-            </w:r>
-          </w:p>
-        </w:tc>
-        <w:tc>
-          <w:tcPr>
-            <w:tcBorders>
-              <w:top w:color="0b57d0" w:space="0" w:sz="4" w:val="single"/>
-              <w:left w:color="0b57d0" w:space="0" w:sz="4" w:val="single"/>
-              <w:bottom w:color="0b57d0" w:space="0" w:sz="4" w:val="single"/>
-              <w:right w:color="0b57d0" w:space="0" w:sz="4" w:val="single"/>
-            </w:tcBorders>
-            <w:vAlign w:val="center"/>
-          </w:tcPr>
-          <w:p>
-            <w:pPr>
-              <w:widowControl w:val="0"/>
-              <w:spacing w:after="60" w:line="264" w:lineRule="auto"/>
-              <w:rPr>
-                <w:rFonts w:ascii="Malgun Gothic" w:cs="Malgun Gothic" w:eastAsia="Malgun Gothic" w:hAnsi="Malgun Gothic"/>
-                <w:b w:val="0"/>
-                <w:bCs w:val="0"/>
-                <w:sz w:val="17"/>
-                <w:szCs w:val="17"/>
-              </w:rPr>
-            </w:pPr>
-            <w:r>
-              <w:rPr>
-                <w:rFonts w:ascii="Malgun Gothic" w:cs="Malgun Gothic" w:eastAsia="Malgun Gothic" w:hAnsi="Malgun Gothic"/>
-                <w:b w:val="0"/>
-                <w:bCs w:val="0"/>
-                <w:sz w:val="17"/>
-                <w:szCs w:val="17"/>
-                <w:rtl w:val="0"/>
-              </w:rPr>
-              <w:t xml:space="preserve">호출 대상 · 모드</w:t>
+              <w:t>라우터 (LLM + 규칙)</w:t>
+            </w:r>
+          </w:p>
+        </w:tc>
+        <w:tc>
+          <w:tcPr>
+            <w:tcBorders>
+              <w:top w:color="0b57d0" w:space="0" w:sz="4" w:val="single"/>
+              <w:left w:color="0b57d0" w:space="0" w:sz="4" w:val="single"/>
+              <w:bottom w:color="0b57d0" w:space="0" w:sz="4" w:val="single"/>
+              <w:right w:color="0b57d0" w:space="0" w:sz="4" w:val="single"/>
+            </w:tcBorders>
+            <w:vAlign w:val="center"/>
+          </w:tcPr>
+          <w:p>
+            <w:pPr>
+              <w:widowControl w:val="0"/>
+              <w:spacing w:after="60" w:line="264" w:lineRule="auto"/>
+              <w:rPr>
+                <w:rFonts w:ascii="Malgun Gothic" w:cs="Malgun Gothic" w:eastAsia="Malgun Gothic" w:hAnsi="Malgun Gothic"/>
+                <w:b w:val="0"/>
+                <w:bCs w:val="0"/>
+                <w:sz w:val="17"/>
+                <w:szCs w:val="17"/>
+              </w:rPr>
+            </w:pPr>
+            <w:r>
+              <w:rPr>
+                <w:rFonts w:ascii="Malgun Gothic" w:cs="Malgun Gothic" w:eastAsia="Malgun Gothic" w:hAnsi="Malgun Gothic"/>
+                <w:b w:val="0"/>
+                <w:bCs w:val="0"/>
+                <w:sz w:val="17"/>
+                <w:szCs w:val="17"/>
+                <w:rtl w:val="0"/>
+              </w:rPr>
+              <w:t>자유 입력 문장은 LLM으로 의도 · 요청 정보(기간 · 카테고리 · 금액 등) 분류, 버튼 · 메뉴 선택과 진입점(새 거래 · 온보딩 완료 · 월말 / 2차: 초과 감지 · 돌발 다시 짜기)은 규칙으로 담당 에이전트와 조정 모드 지정</w:t>
+            </w:r>
+          </w:p>
+        </w:tc>
+        <w:tc>
+          <w:tcPr>
+            <w:tcBorders>
+              <w:top w:color="0b57d0" w:space="0" w:sz="4" w:val="single"/>
+              <w:left w:color="0b57d0" w:space="0" w:sz="4" w:val="single"/>
+              <w:bottom w:color="0b57d0" w:space="0" w:sz="4" w:val="single"/>
+              <w:right w:color="0b57d0" w:space="0" w:sz="4" w:val="single"/>
+            </w:tcBorders>
+            <w:vAlign w:val="center"/>
+          </w:tcPr>
+          <w:p>
+            <w:pPr>
+              <w:widowControl w:val="0"/>
+              <w:spacing w:after="60" w:line="264" w:lineRule="auto"/>
+              <w:rPr>
+                <w:rFonts w:ascii="Malgun Gothic" w:cs="Malgun Gothic" w:eastAsia="Malgun Gothic" w:hAnsi="Malgun Gothic"/>
+                <w:b w:val="0"/>
+                <w:bCs w:val="0"/>
+                <w:sz w:val="17"/>
+                <w:szCs w:val="17"/>
+              </w:rPr>
+            </w:pPr>
+            <w:r>
+              <w:rPr>
+                <w:rFonts w:ascii="Malgun Gothic" w:cs="Malgun Gothic" w:eastAsia="Malgun Gothic" w:hAnsi="Malgun Gothic"/>
+                <w:b w:val="0"/>
+                <w:bCs w:val="0"/>
+                <w:sz w:val="17"/>
+                <w:szCs w:val="17"/>
+                <w:rtl w:val="0"/>
+              </w:rPr>
+              <w:t>호출 대상 · 모드 · 요청 정보</w:t>
             </w:r>
           </w:p>
         </w:tc>
@@ -11697,7 +11697,7 @@
                 <w:szCs w:val="17"/>
                 <w:rtl w:val="0"/>
               </w:rPr>
-              <w:t xml:space="preserve">LLM 사용, 자유 문장 해석</w:t>
+              <w:t>금액 계산, 확신도 낮은 요청 임의 연결, 버튼 · 진입점 라우팅에 LLM 사용</w:t>
             </w:r>
           </w:p>
         </w:tc>
@@ -19494,7 +19494,7 @@
           <w:szCs w:val="20"/>
           <w:rtl w:val="0"/>
         </w:rPr>
-        <w:t xml:space="preserve">4주 차 초에 라우터 진입점 매핑, 예산 조정 모드 · LLM 출력 7항목 · 검수 실패 코드와 통계 카테고리 대응을 합의한다. 누락 필드 · 근거 · 기준 시각 · 검수 사유가 에이전트 사이에서 전달되도록 버전 관리한다.</w:t>
+        <w:t>4주 차 초에 라우터 진입점 매핑 · 의도 목록 · 요청 정보 형식, 예산 조정 모드 · LLM 출력 7항목 · 검수 실패 코드와 통계 카테고리 대응을 합의한다. 누락 필드 · 근거 · 기준 시각 · 검수 사유가 에이전트 사이에서 전달되도록 버전 관리한다.</w:t>
       </w:r>
       <w:r>
         <w:rPr>

--- a/산출물/01_기획/4팀_프로젝트_기획서.docx
+++ b/산출물/01_기획/4팀_프로젝트_기획서.docx
@@ -2915,7 +2915,7 @@
                 <w:szCs w:val="18"/>
                 <w:rtl w:val="0"/>
               </w:rPr>
-              <w:t xml:space="preserve">사용자가 고정한 카테고리. 예산 조정 에이전트는 자물쇠 카테고리의 금액을 바꾸지 않음. 주거/통신 · 교통 외 카테고리의 자물쇠 설정을 한 주기에 3회 이상 바꾸면 알림 문구 표시</w:t>
+              <w:t xml:space="preserve">사용자가 고정한 카테고리. 예산 조정 에이전트는 자물쇠 카테고리의 금액을 바꾸지 않음. 주거·통신 · 교통·차량 외 카테고리의 자물쇠 설정을 한 주기에 3회 이상 바꾸면 알림 문구 표시</w:t>
             </w:r>
           </w:p>
         </w:tc>
@@ -6039,7 +6039,7 @@
                 <w:szCs w:val="18"/>
                 <w:rtl w:val="0"/>
               </w:rPr>
-              <w:t xml:space="preserve">연령대 · 성별 · 자차 보유 여부 · 소득 · 우선순위 1~3위 · 예산 방향(생활 안정형/저축 집중형)을 바탕으로 ML이 카테고리별 예산 초안을 추천한다. 데이터가 부족하면 통계 참고값 · 규칙 기반 초안을 사용한다.</w:t>
+              <w:t xml:space="preserve">연령대 · 성별 · 자차 보유 여부 · 소득 · 우선순위(1~3위 필수 · 4위부터 선택) · 예산 방향(생활 안정형/저축 집중형)을 바탕으로 ML이 카테고리별 예산 초안을 추천한다. 데이터가 부족하면 통계 참고값 · 규칙 기반 초안을 사용한다.</w:t>
             </w:r>
           </w:p>
         </w:tc>
@@ -7719,7 +7719,7 @@
                 <w:szCs w:val="17"/>
                 <w:rtl w:val="0"/>
               </w:rPr>
-              <w:t xml:space="preserve">생년월일(연령대) · 성별 · 자차 보유 여부 · 우선순위 1~3위, 월급 · 고정지출(3회 이상 반복 탐지), 예산 방향 2개 · 지킬 돈 입력. </w:t>
+              <w:t xml:space="preserve">생년월일(연령대) · 성별 · 자차 보유 여부 · 우선순위(1~3위 필수 · 4위부터 선택), 월급 · 고정지출(3회 이상 반복 탐지), 예산 방향 2개 · 지킬 돈 입력. </w:t>
             </w:r>
           </w:p>
           <w:p>
@@ -9473,7 +9473,7 @@
           <w:szCs w:val="17"/>
           <w:rtl w:val="0"/>
         </w:rPr>
-        <w:t xml:space="preserve">※ 요구사항 ID와 구분은 요구사항정의서(총 144개)의 우선순위(1차(MVP) · 2차 · 3차 · 후순위 · 검증 과제)를 따른다. 송금 · 결제 · 상품 가입은 실행하지 않는다.</w:t>
+        <w:t xml:space="preserve">※ 요구사항 ID와 구분은 요구사항정의서(총 146개)의 우선순위(1차(MVP) · 2차 · 3차 · 후순위 · 검증 과제)를 따른다. 송금 · 결제 · 상품 가입은 실행하지 않는다.</w:t>
       </w:r>
     </w:p>
     <w:p>
@@ -13026,7 +13026,7 @@
                 <w:szCs w:val="17"/>
                 <w:rtl w:val="0"/>
               </w:rPr>
-              <w:t xml:space="preserve">거래를 수입 · 소비 · 이체 · 저축 · 미확인과 소비 카테고리로 분류</w:t>
+              <w:t xml:space="preserve">거래를 수입 · 소비 · 이체 · 저축 · 미확인과 소비 카테고리(10개)로 분류</w:t>
             </w:r>
           </w:p>
         </w:tc>
@@ -13854,7 +13854,7 @@
           <w:szCs w:val="17"/>
           <w:rtl w:val="0"/>
         </w:rPr>
-        <w:t xml:space="preserve">※ 거래 분류는 상호 단위, 카테고리 비율 · 또래 비교는 사용자 · 시간 단위로 학습과 평가를 분리한다. 신뢰도가 낮으면 사용자 확인으로 처리하고, 신규 사용자는 통계 참고값 · 규칙 기반 예산을 사용한다. 평소와 다른 큰 지출 감지는 2차에서 규칙으로 처리하고 오탐률을 보고 ML 전환을 검토한다.</w:t>
+        <w:t xml:space="preserve">※ 거래 분류는 상호 단위, 카테고리 비율 · 또래 비교는 사용자 · 시간 단위로 학습과 평가를 분리한다. 신뢰도가 낮으면 사용자 확인으로 처리하고, 신규 사용자는 통계 참고값 · 규칙 기반 예산을 사용한다. 평소와 다른 큰 지출 감지는 2차에서 규칙으로 처리하고 오탐률을 보고 ML 전환을 검토한다. 소비 카테고리는 가게 업종 기준 10개(식비 · 주거·통신 · 교통·차량 · 생활용품 · 패션·쇼핑 · 의료·건강 · 뷰티·미용 · 교육 · 문화·여가 · 여행·숙박)와 상태값 기타 · 미분류로 나눈다(10/20 확정). 기타에도 예산 칸을 주고, 미분류는 화면에 ‘확인 필요’로 표시한다.</w:t>
       </w:r>
     </w:p>
     <w:p>
@@ -14930,7 +14930,7 @@
           <w:szCs w:val="20"/>
           <w:rtl w:val="0"/>
         </w:rPr>
-        <w:t xml:space="preserve">예산 변경은 변경 전후 · 이유 · 조정 모드 · 승인 · 적용 시각을 버전으로 기록하고(1차), 마이의 예산 변경 이력에서 이전 예산을 확인한다(2차). 이번 달 예산 조정이 3회째부터, 또는 주거/통신 · 교통 외 카테고리의 자물쇠 설정을 한 주기에 3회 이상 바꾸면 잔소리 문구를 보여준다. 개인 소비 이력을 다음 달 카테고리 비율 예측에 반영하는 것은 사용 이력이 쌓인 뒤 후속으로 검토하며, 거절된 제안을 선호로 확정하지 않는다. 대출 상환액을 추천 예산에 반영하는 방식은 정할 것으로 두며, 현재는 예정액만 표시한다.</w:t>
+        <w:t xml:space="preserve">예산 변경은 변경 전후 · 이유 · 조정 모드 · 승인 · 적용 시각을 버전으로 기록하고(1차), 마이의 예산 변경 이력에서 이전 예산을 확인한다(2차). 이번 달 예산 조정이 3회째부터, 또는 주거·통신 · 교통·차량 외 카테고리의 자물쇠 설정을 한 주기에 3회 이상 바꾸면 잔소리 문구를 보여준다. 개인 소비 이력을 다음 달 카테고리 비율 예측에 반영하는 것은 사용 이력이 쌓인 뒤 후속으로 검토하며, 거절된 제안을 선호로 확정하지 않는다. 대출 상환액을 추천 예산에 반영하는 방식은 정할 것으로 두며, 현재는 예정액만 표시한다.</w:t>
       </w:r>
     </w:p>
     <w:p>
@@ -16414,7 +16414,7 @@
                 <w:szCs w:val="17"/>
                 <w:rtl w:val="0"/>
               </w:rPr>
-              <w:t xml:space="preserve">생년월일(연령대) · 성별 · 자차 보유 여부 · 우선순위 1~3위 · 월급(주기 · 실수령액 · 급여일) · 예산 방향 · 지킬 돈. 만 14세 미만 가입 불가</w:t>
+              <w:t xml:space="preserve">생년월일(연령대) · 성별 · 자차 보유 여부 · 우선순위(1~3위 필수 · 4위부터 선택) · 월급(주기 · 실수령액 · 급여일) · 예산 방향 · 지킬 돈. 만 14세 미만 가입 불가</w:t>
             </w:r>
           </w:p>
         </w:tc>

--- a/산출물/01_기획/4팀_프로젝트_기획서.docx
+++ b/산출물/01_기획/4팀_프로젝트_기획서.docx
@@ -601,7 +601,7 @@
                 <w:szCs w:val="24"/>
                 <w:rtl w:val="0"/>
               </w:rPr>
-              <w:t>최초 제출 2026. 10. 8. / 개정 2026. 10. 20.</w:t>
+              <w:t>최초 제출 2026. 10. 8. / 개정 2026. 10. 21.</w:t>
             </w:r>
           </w:p>
         </w:tc>
@@ -2930,6 +2930,78 @@
             <w:tcBorders>
               <w:top w:color="0b57d0" w:space="0" w:sz="4" w:val="single"/>
               <w:left w:color="000000" w:space="0" w:sz="0" w:val="nil"/>
+              <w:bottom w:color="0b57d0" w:space="0" w:sz="4" w:val="single"/>
+              <w:right w:color="0b57d0" w:space="0" w:sz="4" w:val="single"/>
+            </w:tcBorders>
+            <w:vAlign w:val="center"/>
+          </w:tcPr>
+          <w:p>
+            <w:pPr>
+              <w:widowControl w:val="0"/>
+              <w:spacing w:after="60" w:line="264" w:lineRule="auto"/>
+              <w:rPr>
+                <w:rFonts w:ascii="Malgun Gothic" w:cs="Malgun Gothic" w:eastAsia="Malgun Gothic" w:hAnsi="Malgun Gothic"/>
+                <w:sz w:val="18"/>
+                <w:szCs w:val="18"/>
+              </w:rPr>
+            </w:pPr>
+            <w:r>
+              <w:rPr>
+                <w:rFonts w:ascii="Malgun Gothic" w:cs="Malgun Gothic" w:eastAsia="Malgun Gothic" w:hAnsi="Malgun Gothic"/>
+                <w:sz w:val="18"/>
+                <w:szCs w:val="18"/>
+                <w:rtl w:val="0"/>
+              </w:rPr>
+              <w:t>카테고리 최소 금액</w:t>
+            </w:r>
+          </w:p>
+        </w:tc>
+        <w:tc>
+          <w:tcPr>
+            <w:tcBorders>
+              <w:top w:color="0b57d0" w:space="0" w:sz="4" w:val="single"/>
+              <w:left w:color="0b57d0" w:space="0" w:sz="4" w:val="single"/>
+              <w:bottom w:color="0b57d0" w:space="0" w:sz="4" w:val="single"/>
+              <w:right w:color="000000" w:space="0" w:sz="0" w:val="nil"/>
+            </w:tcBorders>
+            <w:vAlign w:val="center"/>
+          </w:tcPr>
+          <w:p>
+            <w:pPr>
+              <w:widowControl w:val="0"/>
+              <w:spacing w:after="60" w:line="264" w:lineRule="auto"/>
+              <w:rPr>
+                <w:rFonts w:ascii="Malgun Gothic" w:cs="Malgun Gothic" w:eastAsia="Malgun Gothic" w:hAnsi="Malgun Gothic"/>
+                <w:b w:val="0"/>
+                <w:bCs w:val="0"/>
+                <w:sz w:val="18"/>
+                <w:szCs w:val="18"/>
+              </w:rPr>
+            </w:pPr>
+            <w:r>
+              <w:rPr>
+                <w:rFonts w:ascii="Malgun Gothic" w:cs="Malgun Gothic" w:eastAsia="Malgun Gothic" w:hAnsi="Malgun Gothic"/>
+                <w:b w:val="0"/>
+                <w:bCs w:val="0"/>
+                <w:sz w:val="18"/>
+                <w:szCs w:val="18"/>
+                <w:rtl w:val="0"/>
+              </w:rPr>
+              <w:t>온보딩에서 사용자가 원하는 카테고리에만 선택으로 정하는 하한. 예산 초안 · 조정 어디서도 이 금액 밑으로는 줄이지 않지만 늘리는 것은 가능(자물쇠는 금액 그대로 고정). 우선순위와 상관없이 어느 카테고리든 설정 가능</w:t>
+            </w:r>
+          </w:p>
+        </w:tc>
+      </w:tr>
+      <w:tr>
+        <w:trPr>
+          <w:cantSplit w:val="1"/>
+          <w:tblHeader w:val="0"/>
+        </w:trPr>
+        <w:tc>
+          <w:tcPr>
+            <w:tcBorders>
+              <w:top w:color="0b57d0" w:space="0" w:sz="4" w:val="single"/>
+              <w:left w:color="000000" w:space="0" w:sz="0" w:val="nil"/>
               <w:bottom w:color="0b57d0" w:space="0" w:sz="18" w:val="single"/>
               <w:right w:color="0b57d0" w:space="0" w:sz="4" w:val="single"/>
             </w:tcBorders>
@@ -6039,7 +6111,7 @@
                 <w:szCs w:val="18"/>
                 <w:rtl w:val="0"/>
               </w:rPr>
-              <w:t xml:space="preserve">연령대 · 성별 · 자차 보유 여부 · 소득 · 우선순위(1~3위 필수 · 4위부터 선택) · 예산 방향(생활 안정형/저축 집중형)을 바탕으로 ML이 카테고리별 예산 초안을 추천한다. 데이터가 부족하면 통계 참고값 · 규칙 기반 초안을 사용한다.</w:t>
+              <w:t>연령대 · 성별 · 자차 보유 여부 · 소득 · 우선순위(1~3위 필수 · 4위부터 선택) · (선택) 카테고리 최소 금액 · 예산 방향(생활 안정형/저축 집중형)을 바탕으로 ML이 카테고리별 예산 초안을 추천한다. 데이터가 부족하면 통계 참고값 · 규칙 기반 초안을 사용한다.</w:t>
             </w:r>
           </w:p>
         </w:tc>
@@ -6111,7 +6183,7 @@
                 <w:szCs w:val="18"/>
                 <w:rtl w:val="0"/>
               </w:rPr>
-              <w:t xml:space="preserve">이미 쓴 돈은 그대로 두고 남은 생활비 안에서 재배분한다. 예산 조정 에이전트가 자물쇠 · 보호 조건(저축 · 쿠션) · 우선순위를 지키는 조정안을 제안한다.</w:t>
+              <w:t>이미 쓴 돈은 그대로 두고 남은 생활비 안에서 재배분한다. 예산 조정 에이전트가 자물쇠 · 보호 조건(저축 · 쿠션) · 카테고리 최소 금액 · 우선순위를 지키는 조정안을 제안한다.</w:t>
             </w:r>
           </w:p>
         </w:tc>
@@ -7719,7 +7791,7 @@
                 <w:szCs w:val="17"/>
                 <w:rtl w:val="0"/>
               </w:rPr>
-              <w:t xml:space="preserve">생년월일(연령대) · 성별 · 자차 보유 여부 · 우선순위(1~3위 필수 · 4위부터 선택), 월급 · 고정지출(3회 이상 반복 탐지), 예산 방향 2개 · 지킬 돈 입력. </w:t>
+              <w:t xml:space="preserve">생년월일(연령대) · 성별 · 자차 보유 여부 · 우선순위(1~3위 필수 · 4위부터 선택) · (선택) 카테고리 최소 금액, 월급 · 고정지출(3회 이상 반복 탐지), 예산 방향 2개 · 지킬 돈 입력. </w:t>
             </w:r>
           </w:p>
           <w:p>
@@ -7959,7 +8031,7 @@
                 <w:szCs w:val="17"/>
                 <w:rtl w:val="0"/>
               </w:rPr>
-              <w:t xml:space="preserve">1차 모드 2개(초안 조정 · 평소 조정). 남은 생활비 안에서 자물쇠 · 보호 조건을 지키는 조정안 제안. 엔진 검수 통과안만 표시, 사용자 승인 후 적용 · 버전 저장.</w:t>
+              <w:t>1차 모드 2개(초안 조정 · 평소 조정). 남은 생활비 안에서 자물쇠 · 보호 조건 · 카테고리 최소 금액을 지키는 조정안 제안. 엔진 검수 통과안만 표시, 사용자 승인 후 적용 · 버전 저장.</w:t>
             </w:r>
           </w:p>
         </w:tc>
@@ -11310,7 +11382,7 @@
                 <w:szCs w:val="18"/>
                 <w:rtl w:val="0"/>
               </w:rPr>
-              <w:t xml:space="preserve">자물쇠 설정, 불명확 거래 카테고리 선택, 예산 초안 수정 · 조정안 승인, (3차) 복지 · 대출 조회 동의</w:t>
+              <w:t>자물쇠 · 카테고리 최소 금액 설정, 불명확 거래 카테고리 선택, 예산 초안 수정 · 조정안 승인, (3차) 복지 · 대출 조회 동의</w:t>
             </w:r>
           </w:p>
         </w:tc>
@@ -11935,7 +12007,7 @@
                 <w:szCs w:val="17"/>
                 <w:rtl w:val="0"/>
               </w:rPr>
-              <w:t xml:space="preserve">방향별 큰 비율(규칙) → ML 카테고리 비율 → LLM이 예산 방향 · 우선순위로 예산 보정 → 엔진 금액 · 합계 검증. 최초 초안까지만 담당</w:t>
+              <w:t>방향별 큰 비율(규칙) → 카테고리 최소 금액 먼저 배정 → ML 카테고리 비율 → LLM이 예산 방향 · 우선순위로 예산 보정 → 엔진 금액 · 합계 검증. 최초 초안까지만 담당</w:t>
             </w:r>
           </w:p>
         </w:tc>
@@ -13902,7 +13974,7 @@
           <w:szCs w:val="20"/>
           <w:rtl w:val="0"/>
         </w:rPr>
-        <w:t xml:space="preserve">사용자가 고른 예산 방향(생활 안정형/저축 집중형)에 따라 생활비 · 저축의 큰 비율을 규칙으로 정하고, ML이 연령대 · 성별 · 자차 보유 여부 · 소득으로 생활비 카테고리별 권장 비율을 예측한다. LLM은 사용자의 예산 방향 · 우선순위를 해석해 허용 범위 안에서 비율을 보정하고 근거를 설명하며, 계산 엔진이 비율을 금액으로 바꾸고 합계를 검증한다. 추천 예산 1개를 제시하고 사용자가 자물쇠를 설정해 확정하며, 초안 제시 이후의 수정 요청은 예산 조정 에이전트의 초안 조정 모드로 넘긴다. 집계 통계를 개인 단위 학습 자료로 간주하지 않는다.</w:t>
+        <w:t>사용자가 고른 예산 방향(생활 안정형/저축 집중형)에 따라 생활비 · 저축의 큰 비율을 규칙으로 정하고, ML이 연령대 · 성별 · 자차 보유 여부 · 소득으로 생활비 카테고리별 권장 비율을 예측한다. LLM은 사용자의 예산 방향 · 우선순위를 해석해 허용 범위 안에서 비율을 보정하고 근거를 설명하며, 계산 엔진이 사용자가 정한 카테고리 최소 금액을 먼저 배정한 뒤 나머지를 비율로 금액으로 바꾸고 합계를 검증한다. 최소 금액 합계가 생활비보다 크면 초안을 만들지 않고 부족액을 안내해 최소 금액 수정을 받는다. 추천 예산 1개를 제시하고 사용자가 자물쇠를 설정해 확정하며, 초안 제시 이후의 수정 요청은 예산 조정 에이전트의 초안 조정 모드로 넘긴다. 집계 통계를 개인 단위 학습 자료로 간주하지 않는다.</w:t>
       </w:r>
     </w:p>
     <w:p>
@@ -14786,7 +14858,7 @@
           <w:szCs w:val="20"/>
           <w:rtl w:val="0"/>
         </w:rPr>
-        <w:t xml:space="preserve">공통 검수는 전체 예산 또는 남은 생활비 합계 유지, 자물쇠 카테고리 유지, 이미 사용한 금액 미만 인하 금지, 카테고리별 최소 · 최대 금액, 음수 방지, 증액 · 감액 일치, 금액 단위 · 반올림 오류 방지다. LLM 출력은 조정 원인 · 변경 카테고리 · 조정 전후 금액 · 증감 · 조정 이유 · 사용자 확인 사항으로 고정한다. (2차) 소액 돌발 지출의 여윳돈 · 머니 쿠션 사용은 LLM 없이 규칙으로 계산하며, 쓸 수 없는 방법은 이유와 함께 비활성화한다.</w:t>
+        <w:t>공통 검수는 전체 예산 또는 남은 생활비 합계 유지, 자물쇠 카테고리 유지, 이미 사용한 금액 미만 인하 금지, 카테고리별 최소(사용자가 정한 카테고리 최소 금액) · 최대 금액, 음수 방지, 증액 · 감액 일치, 금액 단위 · 반올림 오류 방지다. LLM 출력은 조정 원인 · 변경 카테고리 · 조정 전후 금액 · 증감 · 조정 이유 · 사용자 확인 사항으로 고정한다. (2차) 소액 돌발 지출의 여윳돈 · 머니 쿠션 사용은 LLM 없이 규칙으로 계산하며, 쓸 수 없는 방법은 이유와 함께 비활성화한다.</w:t>
       </w:r>
     </w:p>
     <w:p>
@@ -15201,7 +15273,7 @@
                 <w:szCs w:val="18"/>
                 <w:rtl w:val="0"/>
               </w:rPr>
-              <w:t xml:space="preserve">테스트 시나리오별로 독립 계산한 기대값과 계산 엔진 결과를 비교. 카테고리 합계 불일치 · 자물쇠 / 쿠션 금액 침범 · 같은 거래 중복 차감 0건 목표</w:t>
+              <w:t>테스트 시나리오별로 독립 계산한 기대값과 계산 엔진 결과를 비교. 카테고리 합계 불일치 · 자물쇠 / 쿠션 금액 침범 · 카테고리 최소 금액 미달 · 같은 거래 중복 차감 0건 목표</w:t>
             </w:r>
           </w:p>
         </w:tc>
@@ -16414,7 +16486,7 @@
                 <w:szCs w:val="17"/>
                 <w:rtl w:val="0"/>
               </w:rPr>
-              <w:t xml:space="preserve">생년월일(연령대) · 성별 · 자차 보유 여부 · 우선순위(1~3위 필수 · 4위부터 선택) · 월급(주기 · 실수령액 · 급여일) · 예산 방향 · 지킬 돈. 만 14세 미만 가입 불가</w:t>
+              <w:t>생년월일(연령대) · 성별 · 자차 보유 여부 · 우선순위(1~3위 필수 · 4위부터 선택) · (선택) 카테고리 최소 금액 · 월급(주기 · 실수령액 · 급여일) · 예산 방향 · 지킬 돈. 만 14세 미만 가입 불가</w:t>
             </w:r>
           </w:p>
         </w:tc>
